--- a/docs/copyright/软件说明书.docx
+++ b/docs/copyright/软件说明书.docx
@@ -13,7 +13,7 @@
           <w:b/>
           <w:sz w:val="44"/>
         </w:rPr>
-        <w:t>领鹏智能机器人上位机软件 V1.7.9</w:t>
+        <w:t>领鹏智能机器人上位机软件 V1.8.7</w:t>
       </w:r>
     </w:p>
     <w:p>
@@ -90,7 +90,7 @@
           <w:b w:val="0"/>
           <w:sz w:val="24"/>
         </w:rPr>
-        <w:t xml:space="preserve"> V1.7.9</w:t>
+        <w:t xml:space="preserve"> V1.8.7</w:t>
       </w:r>
     </w:p>
     <w:p>
@@ -340,7 +340,7 @@
           <w:b w:val="0"/>
           <w:sz w:val="24"/>
         </w:rPr>
-        <w:t>本软件是 ____________________（待填写，公司名称）面向 LP 系列工业机器人控制器开发的上位机应用程序。软件通过以太网与机器人控制器建立连接，提供连接管理、状态监控、手动操控、可视化编程、程序运行监视、参数配置等功能，适用于工业自动化生产线的调试、编程与日常运维。</w:t>
+        <w:t>本软件是 ____________________（待填写，公司名称）面向 LP 系列工业机器人控制器开发的上位机应用程序。软件通过以太网与机器人控制器建立连接，提供连接管理、状态监控、手动操控、可视化程序编辑、程序运行监视、参数配置等功能，适用于工业自动化生产线的调试、编程与日常运维。</w:t>
       </w:r>
     </w:p>
     <w:p>
@@ -353,7 +353,7 @@
           <w:b w:val="0"/>
           <w:sz w:val="24"/>
         </w:rPr>
-        <w:t xml:space="preserve">本软件基于 Google Flutter 跨平台框架开发，自 Android 原生版本（LPRobot 1.4.7）迁移而来，当前主要支持 </w:t>
+        <w:t xml:space="preserve">本软件基于 Google Flutter 跨平台框架开发，自 Android 原生版本（LPRobot）迁移而来，当前主要支持 </w:t>
       </w:r>
       <w:r>
         <w:rPr>
@@ -526,7 +526,7 @@
                 <w:b w:val="0"/>
                 <w:sz w:val="24"/>
               </w:rPr>
-              <w:t>Blockly</w:t>
+              <w:t>可视化编程</w:t>
             </w:r>
           </w:p>
         </w:tc>
@@ -542,7 +542,7 @@
                 <w:b w:val="0"/>
                 <w:sz w:val="24"/>
               </w:rPr>
-              <w:t>Google 开源可视化编程框架，本软件用于图形化编辑机器人程序</w:t>
+              <w:t>基于积木块图形化界面编辑机器人程序（工程文件为 XML，配套 RP4）</w:t>
             </w:r>
           </w:p>
         </w:tc>
@@ -645,6 +645,40 @@
                 <w:sz w:val="24"/>
               </w:rPr>
               <w:t>存储机器人运动目标点位（坐标）的数据库</w:t>
+            </w:r>
+          </w:p>
+        </w:tc>
+      </w:tr>
+      <w:tr>
+        <w:tc>
+          <w:tcPr>
+            <w:tcW w:type="dxa" w:w="4156"/>
+          </w:tcPr>
+          <w:p>
+            <w:r/>
+            <w:r>
+              <w:rPr>
+                <w:rFonts w:ascii="宋体" w:hAnsi="宋体" w:eastAsia="宋体"/>
+                <w:b w:val="0"/>
+                <w:sz w:val="24"/>
+              </w:rPr>
+              <w:t>寄存器监视</w:t>
+            </w:r>
+          </w:p>
+        </w:tc>
+        <w:tc>
+          <w:tcPr>
+            <w:tcW w:type="dxa" w:w="4156"/>
+          </w:tcPr>
+          <w:p>
+            <w:r/>
+            <w:r>
+              <w:rPr>
+                <w:rFonts w:ascii="宋体" w:hAnsi="宋体" w:eastAsia="宋体"/>
+                <w:b w:val="0"/>
+                <w:sz w:val="24"/>
+              </w:rPr>
+              <w:t>对 D/M/S/X/Y 等 PLC 寄存器进行实时监视与别名管理</w:t>
             </w:r>
           </w:p>
         </w:tc>
@@ -1096,7 +1130,7 @@
           <w:b w:val="0"/>
           <w:sz w:val="24"/>
         </w:rPr>
-        <w:t>运行支撑：WebView2 运行时（Windows 11 通常已内置）</w:t>
+        <w:t>运行支撑：WebView2 运行时（Windows 11 通常已内置；若目标机未安装，需另行安装 Evergreen 运行时）</w:t>
       </w:r>
     </w:p>
     <w:p>
@@ -1299,7 +1333,7 @@
           <w:b w:val="0"/>
           <w:sz w:val="20"/>
         </w:rPr>
-        <w:t>LPRobot-V1.7.9-x64.msi</w:t>
+        <w:t>LPRobot-V1.8.7-x64.msi</w:t>
       </w:r>
       <w:r>
         <w:rPr>
@@ -1402,7 +1436,7 @@
           <w:b w:val="0"/>
           <w:sz w:val="20"/>
         </w:rPr>
-        <w:t>config\</w:t>
+        <w:t>data\</w:t>
       </w:r>
       <w:r>
         <w:rPr>
@@ -1410,7 +1444,7 @@
           <w:b w:val="0"/>
           <w:sz w:val="24"/>
         </w:rPr>
-        <w:t>（配置与默认程序）、</w:t>
+        <w:t>（Flutter 运行资源）、</w:t>
       </w:r>
       <w:r>
         <w:rPr>
@@ -1418,7 +1452,7 @@
           <w:b w:val="0"/>
           <w:sz w:val="20"/>
         </w:rPr>
-        <w:t>dll\visualprogram\</w:t>
+        <w:t>config\</w:t>
       </w:r>
       <w:r>
         <w:rPr>
@@ -1426,19 +1460,35 @@
           <w:b w:val="0"/>
           <w:sz w:val="24"/>
         </w:rPr>
-        <w:t>（Blockly 资源）。</w:t>
-      </w:r>
-    </w:p>
-    <w:p>
-      <w:pPr>
-        <w:spacing w:lineRule="auto" w:line="360"/>
-      </w:pPr>
+        <w:t>（配置与默认程序）、</w:t>
+      </w:r>
+      <w:r>
+        <w:rPr>
+          <w:rFonts w:ascii="Courier New" w:hAnsi="Courier New" w:eastAsia="Courier New"/>
+          <w:b w:val="0"/>
+          <w:sz w:val="20"/>
+        </w:rPr>
+        <w:t>dll\visualprogram\</w:t>
+      </w:r>
       <w:r>
         <w:rPr>
           <w:rFonts w:ascii="宋体" w:hAnsi="宋体" w:eastAsia="宋体"/>
           <w:b w:val="0"/>
           <w:sz w:val="24"/>
         </w:rPr>
+        <w:t>（可视化编程静态资源）。</w:t>
+      </w:r>
+    </w:p>
+    <w:p>
+      <w:pPr>
+        <w:spacing w:lineRule="auto" w:line="360"/>
+      </w:pPr>
+      <w:r>
+        <w:rPr>
+          <w:rFonts w:ascii="宋体" w:hAnsi="宋体" w:eastAsia="宋体"/>
+          <w:b w:val="0"/>
+          <w:sz w:val="24"/>
+        </w:rPr>
         <w:t>5. 若安装至 Program Files 等只读目录，用户数据（可写配置、工程文件）自动存放于：</w:t>
       </w:r>
     </w:p>
@@ -1515,7 +1565,7 @@
           <w:b w:val="0"/>
           <w:sz w:val="20"/>
         </w:rPr>
-        <w:t>LPRobot-V1.7.9.apk</w:t>
+        <w:t>LPRobot-V1.8.7.apk</w:t>
       </w:r>
       <w:r>
         <w:rPr>
@@ -1739,7 +1789,7 @@
           <w:b w:val="0"/>
           <w:sz w:val="18"/>
         </w:rPr>
-        <w:t>│ Connect  │   Home   │  Blockly │ Control  │  Monitor    │</w:t>
+        <w:t>│ Connect  │   Home   │  编程     │ Control  │  Monitor    │</w:t>
       </w:r>
     </w:p>
     <w:p>
@@ -1872,7 +1922,7 @@
           <w:b w:val="0"/>
           <w:sz w:val="24"/>
         </w:rPr>
-        <w:t>：显示当前 TCP 位姿（X/Y/Z/Rx/Ry/Rz）、运行模式、连接状态。</w:t>
+        <w:t>：显示当前 TCP 位姿（X/Y/Z/W 等）、关节角、运行模式、连接状态。</w:t>
       </w:r>
     </w:p>
     <w:p>
@@ -1930,7 +1980,7 @@
           <w:b w:val="0"/>
           <w:sz w:val="24"/>
         </w:rPr>
-        <w:t>：16 路数字输入/输出状态指示。</w:t>
+        <w:t>：多路数字输入/输出状态指示。</w:t>
       </w:r>
     </w:p>
     <w:p>
@@ -1998,7 +2048,7 @@
           <w:b w:val="0"/>
           <w:sz w:val="24"/>
         </w:rPr>
-        <w:t>1. 启动程序，自动初始化安装目录与用户数据目录。</w:t>
+        <w:t>1. 启动程序，自动将工作目录定位到可执行文件所在目录，并初始化安装目录与用户数据目录。</w:t>
       </w:r>
     </w:p>
     <w:p>
@@ -2011,7 +2061,7 @@
           <w:b w:val="0"/>
           <w:sz w:val="24"/>
         </w:rPr>
-        <w:t>2. 若路径初始化失败，显示「应用初始化失败」及错误详情。</w:t>
+        <w:t>2. 若路径或运行资源初始化失败，显示错误提示（含缺失资源说明）。</w:t>
       </w:r>
     </w:p>
     <w:p>
@@ -2201,7 +2251,7 @@
           <w:b w:val="0"/>
           <w:sz w:val="20"/>
         </w:rPr>
-        <w:t>LPZN V1.7.9</w:t>
+        <w:t>LPZN V1.8.7</w:t>
       </w:r>
     </w:p>
     <w:p>
@@ -2359,7 +2409,7 @@
           <w:b w:val="0"/>
           <w:sz w:val="24"/>
         </w:rPr>
-        <w:t>16 路 IO 输入/输出状态实时刷新</w:t>
+        <w:t>IO 输入/输出状态实时刷新</w:t>
       </w:r>
     </w:p>
     <w:p>
@@ -2415,7 +2465,7 @@
           <w:b w:val="0"/>
           <w:sz w:val="24"/>
         </w:rPr>
-        <w:t>功能导航入口：编程（Blockly）、操控、监控、工具（参数配置）</w:t>
+        <w:t>功能导航入口：编程、操控、监控、工具（参数配置）</w:t>
       </w:r>
     </w:p>
     <w:p>
@@ -2479,7 +2529,7 @@
           <w:b/>
           <w:sz w:val="28"/>
         </w:rPr>
-        <w:t>5.3 可视化编程模块（BlocklyDemoPage）</w:t>
+        <w:t>5.3 可视化编程模块</w:t>
       </w:r>
     </w:p>
     <w:p>
@@ -2500,7 +2550,7 @@
           <w:b w:val="0"/>
           <w:sz w:val="24"/>
         </w:rPr>
-        <w:t xml:space="preserve"> 基于 Google Blockly 的图形化机器人程序编辑器。</w:t>
+        <w:t xml:space="preserve"> 图形化机器人程序编辑器，通过积木块组合逻辑生成机器人工程。</w:t>
       </w:r>
     </w:p>
     <w:p>
@@ -2527,7 +2577,7 @@
           <w:b w:val="0"/>
           <w:sz w:val="24"/>
         </w:rPr>
-        <w:t>通过内嵌 WebView 加载本地 Blockly 编辑器（</w:t>
+        <w:t>通过内嵌 WebView 加载本地可视化编程编辑器（</w:t>
       </w:r>
       <w:r>
         <w:rPr>
@@ -2557,7 +2607,7 @@
           <w:b w:val="0"/>
           <w:sz w:val="24"/>
         </w:rPr>
-        <w:t>本地 HTTP 服务（Shelf）提供静态资源，避免跨域问题</w:t>
+        <w:t>本地 HTTP 服务提供静态资源，避免跨域问题</w:t>
       </w:r>
     </w:p>
     <w:p>
@@ -2571,7 +2621,35 @@
           <w:b w:val="0"/>
           <w:sz w:val="24"/>
         </w:rPr>
-        <w:t>Dart ↔ JavaScript 桥接（</w:t>
+        <w:t>Dart ↔ JavaScript 桥接，实现：</w:t>
+      </w:r>
+    </w:p>
+    <w:p>
+      <w:pPr>
+        <w:pStyle w:val="ListBullet"/>
+        <w:spacing w:lineRule="auto" w:line="360"/>
+      </w:pPr>
+      <w:r>
+        <w:rPr>
+          <w:rFonts w:ascii="宋体" w:hAnsi="宋体" w:eastAsia="宋体"/>
+          <w:b w:val="0"/>
+          <w:sz w:val="24"/>
+        </w:rPr>
+        <w:t>加载/保存 XML 工程</w:t>
+      </w:r>
+    </w:p>
+    <w:p>
+      <w:pPr>
+        <w:pStyle w:val="ListBullet"/>
+        <w:spacing w:lineRule="auto" w:line="360"/>
+      </w:pPr>
+      <w:r>
+        <w:rPr>
+          <w:rFonts w:ascii="宋体" w:hAnsi="宋体" w:eastAsia="宋体"/>
+          <w:b w:val="0"/>
+          <w:sz w:val="24"/>
+        </w:rPr>
+        <w:t>保存至控制器程序目录（</w:t>
       </w:r>
       <w:r>
         <w:rPr>
@@ -2579,7 +2657,7 @@
           <w:b w:val="0"/>
           <w:sz w:val="20"/>
         </w:rPr>
-        <w:t>flutter_bound.js</w:t>
+        <w:t>config/server/</w:t>
       </w:r>
       <w:r>
         <w:rPr>
@@ -2587,7 +2665,7 @@
           <w:b w:val="0"/>
           <w:sz w:val="24"/>
         </w:rPr>
-        <w:t>），实现：</w:t>
+        <w:t>）</w:t>
       </w:r>
     </w:p>
     <w:p>
@@ -2601,21 +2679,37 @@
           <w:b w:val="0"/>
           <w:sz w:val="24"/>
         </w:rPr>
-        <w:t>加载/保存 XML 工程</w:t>
-      </w:r>
-    </w:p>
-    <w:p>
-      <w:pPr>
-        <w:pStyle w:val="ListBullet"/>
-        <w:spacing w:lineRule="auto" w:line="360"/>
-      </w:pPr>
+        <w:t>保存至用户工程（</w:t>
+      </w:r>
+      <w:r>
+        <w:rPr>
+          <w:rFonts w:ascii="Courier New" w:hAnsi="Courier New" w:eastAsia="Courier New"/>
+          <w:b w:val="0"/>
+          <w:sz w:val="20"/>
+        </w:rPr>
+        <w:t>files/projects/{name}/</w:t>
+      </w:r>
       <w:r>
         <w:rPr>
           <w:rFonts w:ascii="宋体" w:hAnsi="宋体" w:eastAsia="宋体"/>
           <w:b w:val="0"/>
           <w:sz w:val="24"/>
         </w:rPr>
-        <w:t>保存至控制器程序目录（</w:t>
+        <w:t>）</w:t>
+      </w:r>
+    </w:p>
+    <w:p>
+      <w:pPr>
+        <w:pStyle w:val="ListBullet"/>
+        <w:spacing w:lineRule="auto" w:line="360"/>
+      </w:pPr>
+      <w:r>
+        <w:rPr>
+          <w:rFonts w:ascii="宋体" w:hAnsi="宋体" w:eastAsia="宋体"/>
+          <w:b w:val="0"/>
+          <w:sz w:val="24"/>
+        </w:rPr>
+        <w:t>保存函数库（</w:t>
       </w:r>
       <w:r>
         <w:rPr>
@@ -2623,7 +2717,7 @@
           <w:b w:val="0"/>
           <w:sz w:val="20"/>
         </w:rPr>
-        <w:t>config/server/</w:t>
+        <w:t>files/funlib/</w:t>
       </w:r>
       <w:r>
         <w:rPr>
@@ -2645,7 +2739,7 @@
           <w:b w:val="0"/>
           <w:sz w:val="24"/>
         </w:rPr>
-        <w:t>保存至用户工程（</w:t>
+        <w:t>从 XML 库（</w:t>
       </w:r>
       <w:r>
         <w:rPr>
@@ -2653,7 +2747,7 @@
           <w:b w:val="0"/>
           <w:sz w:val="20"/>
         </w:rPr>
-        <w:t>files/projects/{name}/</w:t>
+        <w:t>files/xml/</w:t>
       </w:r>
       <w:r>
         <w:rPr>
@@ -2661,7 +2755,7 @@
           <w:b w:val="0"/>
           <w:sz w:val="24"/>
         </w:rPr>
-        <w:t>）</w:t>
+        <w:t>）选择已有工程</w:t>
       </w:r>
     </w:p>
     <w:p>
@@ -2675,7 +2769,330 @@
           <w:b w:val="0"/>
           <w:sz w:val="24"/>
         </w:rPr>
-        <w:t>保存函数库（</w:t>
+        <w:t>块搜索与结果定位（便于在大型工程中查找积木）</w:t>
+      </w:r>
+    </w:p>
+    <w:p>
+      <w:pPr>
+        <w:pStyle w:val="ListBullet"/>
+        <w:spacing w:lineRule="auto" w:line="360"/>
+      </w:pPr>
+      <w:r>
+        <w:rPr>
+          <w:rFonts w:ascii="宋体" w:hAnsi="宋体" w:eastAsia="宋体"/>
+          <w:b w:val="0"/>
+          <w:sz w:val="24"/>
+        </w:rPr>
+        <w:t>退出编程时可上传程序至控制器在线运行</w:t>
+      </w:r>
+    </w:p>
+    <w:p>
+      <w:pPr>
+        <w:spacing w:lineRule="auto" w:line="360"/>
+      </w:pPr>
+      <w:r>
+        <w:rPr>
+          <w:rFonts w:ascii="宋体" w:hAnsi="宋体" w:eastAsia="宋体"/>
+          <w:b/>
+          <w:sz w:val="24"/>
+        </w:rPr>
+        <w:t>适用场景：</w:t>
+      </w:r>
+      <w:r>
+        <w:rPr>
+          <w:rFonts w:ascii="宋体" w:hAnsi="宋体" w:eastAsia="宋体"/>
+          <w:b w:val="0"/>
+          <w:sz w:val="24"/>
+        </w:rPr>
+        <w:t xml:space="preserve"> 现场工程师通过拖拽积木块编写机器人逻辑，无需手写底层代码。</w:t>
+      </w:r>
+    </w:p>
+    <w:p>
+      <w:pPr>
+        <w:spacing w:lineRule="auto" w:line="360"/>
+      </w:pPr>
+      <w:r>
+        <w:rPr>
+          <w:rFonts w:ascii="宋体" w:hAnsi="宋体" w:eastAsia="宋体"/>
+          <w:b w:val="0"/>
+          <w:sz w:val="24"/>
+        </w:rPr>
+        <w:t>&gt; 说明：本说明书登记版本描述常规可视化编程编辑、保存与下发功能，不包含辅助生成程序的智能对话扩展能力。</w:t>
+      </w:r>
+    </w:p>
+    <w:p>
+      <w:pPr>
+        <w:spacing w:before="160" w:after="80"/>
+      </w:pPr>
+      <w:r>
+        <w:rPr>
+          <w:rFonts w:ascii="黑体" w:hAnsi="黑体" w:eastAsia="黑体"/>
+          <w:b/>
+          <w:sz w:val="28"/>
+        </w:rPr>
+        <w:t>5.4 操控模块（ControlPage）</w:t>
+      </w:r>
+    </w:p>
+    <w:p>
+      <w:pPr>
+        <w:spacing w:lineRule="auto" w:line="360"/>
+      </w:pPr>
+      <w:r>
+        <w:rPr>
+          <w:rFonts w:ascii="宋体" w:hAnsi="宋体" w:eastAsia="宋体"/>
+          <w:b/>
+          <w:sz w:val="24"/>
+        </w:rPr>
+        <w:t>功能描述：</w:t>
+      </w:r>
+      <w:r>
+        <w:rPr>
+          <w:rFonts w:ascii="宋体" w:hAnsi="宋体" w:eastAsia="宋体"/>
+          <w:b w:val="0"/>
+          <w:sz w:val="24"/>
+        </w:rPr>
+        <w:t xml:space="preserve"> 机器人手动点动、轨迹移动与 IO 操作。</w:t>
+      </w:r>
+    </w:p>
+    <w:p>
+      <w:pPr>
+        <w:spacing w:lineRule="auto" w:line="360"/>
+      </w:pPr>
+      <w:r>
+        <w:rPr>
+          <w:rFonts w:ascii="宋体" w:hAnsi="宋体" w:eastAsia="宋体"/>
+          <w:b/>
+          <w:sz w:val="24"/>
+        </w:rPr>
+        <w:t>主要功能：</w:t>
+      </w:r>
+    </w:p>
+    <w:p>
+      <w:pPr>
+        <w:pStyle w:val="ListBullet"/>
+        <w:spacing w:lineRule="auto" w:line="360"/>
+      </w:pPr>
+      <w:r>
+        <w:rPr>
+          <w:rFonts w:ascii="宋体" w:hAnsi="宋体" w:eastAsia="宋体"/>
+          <w:b/>
+          <w:sz w:val="24"/>
+        </w:rPr>
+        <w:t>轴选择导航</w:t>
+      </w:r>
+      <w:r>
+        <w:rPr>
+          <w:rFonts w:ascii="宋体" w:hAnsi="宋体" w:eastAsia="宋体"/>
+          <w:b w:val="0"/>
+          <w:sz w:val="24"/>
+        </w:rPr>
+        <w:t>：笛卡尔坐标（X/Y/Z/W 等）、关节轴、扩展轴</w:t>
+      </w:r>
+    </w:p>
+    <w:p>
+      <w:pPr>
+        <w:pStyle w:val="ListBullet"/>
+        <w:spacing w:lineRule="auto" w:line="360"/>
+      </w:pPr>
+      <w:r>
+        <w:rPr>
+          <w:rFonts w:ascii="宋体" w:hAnsi="宋体" w:eastAsia="宋体"/>
+          <w:b/>
+          <w:sz w:val="24"/>
+        </w:rPr>
+        <w:t>点动面板</w:t>
+      </w:r>
+      <w:r>
+        <w:rPr>
+          <w:rFonts w:ascii="宋体" w:hAnsi="宋体" w:eastAsia="宋体"/>
+          <w:b w:val="0"/>
+          <w:sz w:val="24"/>
+        </w:rPr>
+        <w:t>：按住方向键/按钮进行连续或步进点动</w:t>
+      </w:r>
+    </w:p>
+    <w:p>
+      <w:pPr>
+        <w:pStyle w:val="ListBullet"/>
+        <w:spacing w:lineRule="auto" w:line="360"/>
+      </w:pPr>
+      <w:r>
+        <w:rPr>
+          <w:rFonts w:ascii="宋体" w:hAnsi="宋体" w:eastAsia="宋体"/>
+          <w:b/>
+          <w:sz w:val="24"/>
+        </w:rPr>
+        <w:t>门型移动 / 直线移动</w:t>
+      </w:r>
+      <w:r>
+        <w:rPr>
+          <w:rFonts w:ascii="宋体" w:hAnsi="宋体" w:eastAsia="宋体"/>
+          <w:b w:val="0"/>
+          <w:sz w:val="24"/>
+        </w:rPr>
+        <w:t>：指定目标位置或相对位移</w:t>
+      </w:r>
+    </w:p>
+    <w:p>
+      <w:pPr>
+        <w:pStyle w:val="ListBullet"/>
+        <w:spacing w:lineRule="auto" w:line="360"/>
+      </w:pPr>
+      <w:r>
+        <w:rPr>
+          <w:rFonts w:ascii="宋体" w:hAnsi="宋体" w:eastAsia="宋体"/>
+          <w:b/>
+          <w:sz w:val="24"/>
+        </w:rPr>
+        <w:t>IO 模块</w:t>
+      </w:r>
+      <w:r>
+        <w:rPr>
+          <w:rFonts w:ascii="宋体" w:hAnsi="宋体" w:eastAsia="宋体"/>
+          <w:b w:val="0"/>
+          <w:sz w:val="24"/>
+        </w:rPr>
+        <w:t>：选择 IO 模块并读写输出</w:t>
+      </w:r>
+    </w:p>
+    <w:p>
+      <w:pPr>
+        <w:pStyle w:val="ListBullet"/>
+        <w:spacing w:lineRule="auto" w:line="360"/>
+      </w:pPr>
+      <w:r>
+        <w:rPr>
+          <w:rFonts w:ascii="宋体" w:hAnsi="宋体" w:eastAsia="宋体"/>
+          <w:b/>
+          <w:sz w:val="24"/>
+        </w:rPr>
+        <w:t>点库</w:t>
+      </w:r>
+      <w:r>
+        <w:rPr>
+          <w:rFonts w:ascii="宋体" w:hAnsi="宋体" w:eastAsia="宋体"/>
+          <w:b w:val="0"/>
+          <w:sz w:val="24"/>
+        </w:rPr>
+        <w:t>：打开点库页面，管理、示教、调用运动点位</w:t>
+      </w:r>
+    </w:p>
+    <w:p>
+      <w:pPr>
+        <w:pStyle w:val="ListBullet"/>
+        <w:spacing w:lineRule="auto" w:line="360"/>
+      </w:pPr>
+      <w:r>
+        <w:rPr>
+          <w:rFonts w:ascii="宋体" w:hAnsi="宋体" w:eastAsia="宋体"/>
+          <w:b/>
+          <w:sz w:val="24"/>
+        </w:rPr>
+        <w:t>界面清零</w:t>
+      </w:r>
+      <w:r>
+        <w:rPr>
+          <w:rFonts w:ascii="宋体" w:hAnsi="宋体" w:eastAsia="宋体"/>
+          <w:b w:val="0"/>
+          <w:sz w:val="24"/>
+        </w:rPr>
+        <w:t>：坐标系清零与轴配置（ClrZeroPage）</w:t>
+      </w:r>
+    </w:p>
+    <w:p>
+      <w:pPr>
+        <w:pStyle w:val="ListBullet"/>
+        <w:spacing w:lineRule="auto" w:line="360"/>
+      </w:pPr>
+      <w:r>
+        <w:rPr>
+          <w:rFonts w:ascii="宋体" w:hAnsi="宋体" w:eastAsia="宋体"/>
+          <w:b/>
+          <w:sz w:val="24"/>
+        </w:rPr>
+        <w:t>速度条</w:t>
+      </w:r>
+      <w:r>
+        <w:rPr>
+          <w:rFonts w:ascii="宋体" w:hAnsi="宋体" w:eastAsia="宋体"/>
+          <w:b w:val="0"/>
+          <w:sz w:val="24"/>
+        </w:rPr>
+        <w:t>：橙色速度调节条，与主页速度联动</w:t>
+      </w:r>
+    </w:p>
+    <w:p>
+      <w:pPr>
+        <w:spacing w:lineRule="auto" w:line="360"/>
+      </w:pPr>
+      <w:r>
+        <w:rPr>
+          <w:rFonts w:ascii="宋体" w:hAnsi="宋体" w:eastAsia="宋体"/>
+          <w:b w:val="0"/>
+          <w:sz w:val="24"/>
+        </w:rPr>
+        <w:t>布局对齐 Android 操控页：左轴选 / 中功能区 / 右模式 / 底 IO。</w:t>
+      </w:r>
+    </w:p>
+    <w:p>
+      <w:pPr>
+        <w:spacing w:before="160" w:after="80"/>
+      </w:pPr>
+      <w:r>
+        <w:rPr>
+          <w:rFonts w:ascii="黑体" w:hAnsi="黑体" w:eastAsia="黑体"/>
+          <w:b/>
+          <w:sz w:val="28"/>
+        </w:rPr>
+        <w:t>5.5 监控模块（MonitorPage）</w:t>
+      </w:r>
+    </w:p>
+    <w:p>
+      <w:pPr>
+        <w:spacing w:lineRule="auto" w:line="360"/>
+      </w:pPr>
+      <w:r>
+        <w:rPr>
+          <w:rFonts w:ascii="宋体" w:hAnsi="宋体" w:eastAsia="宋体"/>
+          <w:b/>
+          <w:sz w:val="24"/>
+        </w:rPr>
+        <w:t>功能描述：</w:t>
+      </w:r>
+      <w:r>
+        <w:rPr>
+          <w:rFonts w:ascii="宋体" w:hAnsi="宋体" w:eastAsia="宋体"/>
+          <w:b w:val="0"/>
+          <w:sz w:val="24"/>
+        </w:rPr>
+        <w:t xml:space="preserve"> 监视机器人主程序运行状态与 PLC 寄存器。</w:t>
+      </w:r>
+    </w:p>
+    <w:p>
+      <w:pPr>
+        <w:spacing w:lineRule="auto" w:line="360"/>
+      </w:pPr>
+      <w:r>
+        <w:rPr>
+          <w:rFonts w:ascii="宋体" w:hAnsi="宋体" w:eastAsia="宋体"/>
+          <w:b/>
+          <w:sz w:val="24"/>
+        </w:rPr>
+        <w:t>主要功能：</w:t>
+      </w:r>
+    </w:p>
+    <w:p>
+      <w:pPr>
+        <w:pStyle w:val="ListBullet"/>
+        <w:spacing w:lineRule="auto" w:line="360"/>
+      </w:pPr>
+      <w:r>
+        <w:rPr>
+          <w:rFonts w:ascii="宋体" w:hAnsi="宋体" w:eastAsia="宋体"/>
+          <w:b w:val="0"/>
+          <w:sz w:val="24"/>
+        </w:rPr>
+        <w:t xml:space="preserve">加载并显示 </w:t>
       </w:r>
       <w:r>
         <w:rPr>
@@ -2683,7 +3100,7 @@
           <w:b w:val="0"/>
           <w:sz w:val="20"/>
         </w:rPr>
-        <w:t>files/funlib/</w:t>
+        <w:t>main.rp4</w:t>
       </w:r>
       <w:r>
         <w:rPr>
@@ -2691,7 +3108,7 @@
           <w:b w:val="0"/>
           <w:sz w:val="24"/>
         </w:rPr>
-        <w:t>）</w:t>
+        <w:t xml:space="preserve"> 主程序文本</w:t>
       </w:r>
     </w:p>
     <w:p>
@@ -2705,7 +3122,127 @@
           <w:b w:val="0"/>
           <w:sz w:val="24"/>
         </w:rPr>
-        <w:t>从 XML 库（</w:t>
+        <w:t>运行行高亮：当前执行行自动滚动至可视区域</w:t>
+      </w:r>
+    </w:p>
+    <w:p>
+      <w:pPr>
+        <w:pStyle w:val="ListBullet"/>
+        <w:spacing w:lineRule="auto" w:line="360"/>
+      </w:pPr>
+      <w:r>
+        <w:rPr>
+          <w:rFonts w:ascii="宋体" w:hAnsi="宋体" w:eastAsia="宋体"/>
+          <w:b w:val="0"/>
+          <w:sz w:val="24"/>
+        </w:rPr>
+        <w:t>程序启停控制</w:t>
+      </w:r>
+    </w:p>
+    <w:p>
+      <w:pPr>
+        <w:pStyle w:val="ListBullet"/>
+        <w:spacing w:lineRule="auto" w:line="360"/>
+      </w:pPr>
+      <w:r>
+        <w:rPr>
+          <w:rFonts w:ascii="宋体" w:hAnsi="宋体" w:eastAsia="宋体"/>
+          <w:b w:val="0"/>
+          <w:sz w:val="24"/>
+        </w:rPr>
+        <w:t>D9000 等特殊寄存器状态显示</w:t>
+      </w:r>
+    </w:p>
+    <w:p>
+      <w:pPr>
+        <w:pStyle w:val="ListBullet"/>
+        <w:spacing w:lineRule="auto" w:line="360"/>
+      </w:pPr>
+      <w:r>
+        <w:rPr>
+          <w:rFonts w:ascii="宋体" w:hAnsi="宋体" w:eastAsia="宋体"/>
+          <w:b/>
+          <w:sz w:val="24"/>
+        </w:rPr>
+        <w:t>寄存器监视面板</w:t>
+      </w:r>
+      <w:r>
+        <w:rPr>
+          <w:rFonts w:ascii="宋体" w:hAnsi="宋体" w:eastAsia="宋体"/>
+          <w:b w:val="0"/>
+          <w:sz w:val="24"/>
+        </w:rPr>
+        <w:t>（D/M/S/X/Y 分页）：</w:t>
+      </w:r>
+    </w:p>
+    <w:p>
+      <w:pPr>
+        <w:pStyle w:val="ListBullet"/>
+        <w:spacing w:lineRule="auto" w:line="360"/>
+      </w:pPr>
+      <w:r>
+        <w:rPr>
+          <w:rFonts w:ascii="宋体" w:hAnsi="宋体" w:eastAsia="宋体"/>
+          <w:b w:val="0"/>
+          <w:sz w:val="24"/>
+        </w:rPr>
+        <w:t>添加监视项（支持起始地址 + 连续数量批量添加，默认数量为 1）</w:t>
+      </w:r>
+    </w:p>
+    <w:p>
+      <w:pPr>
+        <w:pStyle w:val="ListBullet"/>
+        <w:spacing w:lineRule="auto" w:line="360"/>
+      </w:pPr>
+      <w:r>
+        <w:rPr>
+          <w:rFonts w:ascii="宋体" w:hAnsi="宋体" w:eastAsia="宋体"/>
+          <w:b w:val="0"/>
+          <w:sz w:val="24"/>
+        </w:rPr>
+        <w:t>双击条目可修改别名</w:t>
+      </w:r>
+    </w:p>
+    <w:p>
+      <w:pPr>
+        <w:pStyle w:val="ListBullet"/>
+        <w:spacing w:lineRule="auto" w:line="360"/>
+      </w:pPr>
+      <w:r>
+        <w:rPr>
+          <w:rFonts w:ascii="宋体" w:hAnsi="宋体" w:eastAsia="宋体"/>
+          <w:b w:val="0"/>
+          <w:sz w:val="24"/>
+        </w:rPr>
+        <w:t>监视总数上限可配置（默认 30，范围 5～200），持久化保存</w:t>
+      </w:r>
+    </w:p>
+    <w:p>
+      <w:pPr>
+        <w:pStyle w:val="ListBullet"/>
+        <w:spacing w:lineRule="auto" w:line="360"/>
+      </w:pPr>
+      <w:r>
+        <w:rPr>
+          <w:rFonts w:ascii="宋体" w:hAnsi="宋体" w:eastAsia="宋体"/>
+          <w:b w:val="0"/>
+          <w:sz w:val="24"/>
+        </w:rPr>
+        <w:t>自动刷新及刷新周期设置（如 400ms）</w:t>
+      </w:r>
+    </w:p>
+    <w:p>
+      <w:pPr>
+        <w:pStyle w:val="ListBullet"/>
+        <w:spacing w:lineRule="auto" w:line="360"/>
+      </w:pPr>
+      <w:r>
+        <w:rPr>
+          <w:rFonts w:ascii="宋体" w:hAnsi="宋体" w:eastAsia="宋体"/>
+          <w:b w:val="0"/>
+          <w:sz w:val="24"/>
+        </w:rPr>
+        <w:t xml:space="preserve">配置持久化至 </w:t>
       </w:r>
       <w:r>
         <w:rPr>
@@ -2713,29 +3250,55 @@
           <w:b w:val="0"/>
           <w:sz w:val="20"/>
         </w:rPr>
-        <w:t>files/xml/</w:t>
-      </w:r>
+        <w:t>files/monitor_plc_watch.json</w:t>
+      </w:r>
+    </w:p>
+    <w:p>
+      <w:pPr>
+        <w:pStyle w:val="ListBullet"/>
+        <w:spacing w:lineRule="auto" w:line="360"/>
+      </w:pPr>
       <w:r>
         <w:rPr>
           <w:rFonts w:ascii="宋体" w:hAnsi="宋体" w:eastAsia="宋体"/>
           <w:b w:val="0"/>
           <w:sz w:val="24"/>
         </w:rPr>
-        <w:t>）选择已有工程</w:t>
+        <w:t>状态窗口显示打印与运行提示信息</w:t>
       </w:r>
     </w:p>
     <w:p>
       <w:pPr>
-        <w:pStyle w:val="ListBullet"/>
+        <w:spacing w:before="160" w:after="80"/>
+      </w:pPr>
+      <w:r>
+        <w:rPr>
+          <w:rFonts w:ascii="黑体" w:hAnsi="黑体" w:eastAsia="黑体"/>
+          <w:b/>
+          <w:sz w:val="28"/>
+        </w:rPr>
+        <w:t>5.6 工具 / 参数配置模块（ConfigFilePage）</w:t>
+      </w:r>
+    </w:p>
+    <w:p>
+      <w:pPr>
         <w:spacing w:lineRule="auto" w:line="360"/>
       </w:pPr>
+      <w:r>
+        <w:rPr>
+          <w:rFonts w:ascii="宋体" w:hAnsi="宋体" w:eastAsia="宋体"/>
+          <w:b/>
+          <w:sz w:val="24"/>
+        </w:rPr>
+        <w:t>功能描述：</w:t>
+      </w:r>
       <w:r>
         <w:rPr>
           <w:rFonts w:ascii="宋体" w:hAnsi="宋体" w:eastAsia="宋体"/>
           <w:b w:val="0"/>
           <w:sz w:val="24"/>
         </w:rPr>
-        <w:t>退出编程时可上传程序至控制器在线运行</w:t>
+        <w:t xml:space="preserve"> 机器人配置文件管理与驱动参数编辑。</w:t>
       </w:r>
     </w:p>
     <w:p>
@@ -2748,15 +3311,63 @@
           <w:b/>
           <w:sz w:val="24"/>
         </w:rPr>
-        <w:t>适用场景：</w:t>
-      </w:r>
+        <w:t>主要功能：</w:t>
+      </w:r>
+    </w:p>
+    <w:p>
+      <w:pPr>
+        <w:pStyle w:val="ListBullet"/>
+        <w:spacing w:lineRule="auto" w:line="360"/>
+      </w:pPr>
       <w:r>
         <w:rPr>
           <w:rFonts w:ascii="宋体" w:hAnsi="宋体" w:eastAsia="宋体"/>
           <w:b w:val="0"/>
           <w:sz w:val="24"/>
         </w:rPr>
-        <w:t xml:space="preserve"> 非专业用户通过拖拽积木块编写机器人逻辑，无需手写代码。</w:t>
+        <w:t>配置文件列表浏览</w:t>
+      </w:r>
+    </w:p>
+    <w:p>
+      <w:pPr>
+        <w:pStyle w:val="ListBullet"/>
+        <w:spacing w:lineRule="auto" w:line="360"/>
+      </w:pPr>
+      <w:r>
+        <w:rPr>
+          <w:rFonts w:ascii="宋体" w:hAnsi="宋体" w:eastAsia="宋体"/>
+          <w:b w:val="0"/>
+          <w:sz w:val="24"/>
+        </w:rPr>
+        <w:t>配置文件读写与编解码</w:t>
+      </w:r>
+    </w:p>
+    <w:p>
+      <w:pPr>
+        <w:pStyle w:val="ListBullet"/>
+        <w:spacing w:lineRule="auto" w:line="360"/>
+      </w:pPr>
+      <w:r>
+        <w:rPr>
+          <w:rFonts w:ascii="宋体" w:hAnsi="宋体" w:eastAsia="宋体"/>
+          <w:b w:val="0"/>
+          <w:sz w:val="24"/>
+        </w:rPr>
+        <w:t>驱动参数（DPS）查看与修改</w:t>
+      </w:r>
+    </w:p>
+    <w:p>
+      <w:pPr>
+        <w:pStyle w:val="ListBullet"/>
+        <w:spacing w:lineRule="auto" w:line="360"/>
+      </w:pPr>
+      <w:r>
+        <w:rPr>
+          <w:rFonts w:ascii="宋体" w:hAnsi="宋体" w:eastAsia="宋体"/>
+          <w:b w:val="0"/>
+          <w:sz w:val="24"/>
+        </w:rPr>
+        <w:t>与控制器同步配置</w:t>
       </w:r>
     </w:p>
     <w:p>
@@ -2769,7 +3380,7 @@
           <w:b/>
           <w:sz w:val="28"/>
         </w:rPr>
-        <w:t>5.4 操控模块（ControlPage）</w:t>
+        <w:t>5.7 点库模块（PointLibraryPage）</w:t>
       </w:r>
     </w:p>
     <w:p>
@@ -2790,7 +3401,7 @@
           <w:b w:val="0"/>
           <w:sz w:val="24"/>
         </w:rPr>
-        <w:t xml:space="preserve"> 机器人手动点动、轨迹移动与 IO 操作。</w:t>
+        <w:t xml:space="preserve"> 管理机器人运动目标点位。</w:t>
       </w:r>
     </w:p>
     <w:p>
@@ -2814,23 +3425,69 @@
       <w:r>
         <w:rPr>
           <w:rFonts w:ascii="宋体" w:hAnsi="宋体" w:eastAsia="宋体"/>
-          <w:b/>
+          <w:b w:val="0"/>
           <w:sz w:val="24"/>
         </w:rPr>
-        <w:t>轴选择导航</w:t>
-      </w:r>
+        <w:t>点位列表表格展示（名称、坐标、备注等）</w:t>
+      </w:r>
+    </w:p>
+    <w:p>
+      <w:pPr>
+        <w:pStyle w:val="ListBullet"/>
+        <w:spacing w:lineRule="auto" w:line="360"/>
+      </w:pPr>
       <w:r>
         <w:rPr>
           <w:rFonts w:ascii="宋体" w:hAnsi="宋体" w:eastAsia="宋体"/>
           <w:b w:val="0"/>
           <w:sz w:val="24"/>
         </w:rPr>
-        <w:t>：笛卡尔坐标（X/Y/Z/Rx/Ry/Rz）、关节轴、扩展轴</w:t>
+        <w:t>添加、编辑、删除点位</w:t>
       </w:r>
     </w:p>
     <w:p>
       <w:pPr>
         <w:pStyle w:val="ListBullet"/>
+        <w:spacing w:lineRule="auto" w:line="360"/>
+      </w:pPr>
+      <w:r>
+        <w:rPr>
+          <w:rFonts w:ascii="宋体" w:hAnsi="宋体" w:eastAsia="宋体"/>
+          <w:b w:val="0"/>
+          <w:sz w:val="24"/>
+        </w:rPr>
+        <w:t>从当前位姿示教新点</w:t>
+      </w:r>
+    </w:p>
+    <w:p>
+      <w:pPr>
+        <w:pStyle w:val="ListBullet"/>
+        <w:spacing w:lineRule="auto" w:line="360"/>
+      </w:pPr>
+      <w:r>
+        <w:rPr>
+          <w:rFonts w:ascii="宋体" w:hAnsi="宋体" w:eastAsia="宋体"/>
+          <w:b w:val="0"/>
+          <w:sz w:val="24"/>
+        </w:rPr>
+        <w:t>在操控页调用点位执行运动</w:t>
+      </w:r>
+    </w:p>
+    <w:p>
+      <w:pPr>
+        <w:spacing w:before="160" w:after="80"/>
+      </w:pPr>
+      <w:r>
+        <w:rPr>
+          <w:rFonts w:ascii="黑体" w:hAnsi="黑体" w:eastAsia="黑体"/>
+          <w:b/>
+          <w:sz w:val="28"/>
+        </w:rPr>
+        <w:t>5.8 驱动调试模块（DriverPage）</w:t>
+      </w:r>
+    </w:p>
+    <w:p>
+      <w:pPr>
         <w:spacing w:lineRule="auto" w:line="360"/>
       </w:pPr>
       <w:r>
@@ -2839,7 +3496,7 @@
           <w:b/>
           <w:sz w:val="24"/>
         </w:rPr>
-        <w:t>点动面板</w:t>
+        <w:t>功能描述：</w:t>
       </w:r>
       <w:r>
         <w:rPr>
@@ -2847,12 +3504,11 @@
           <w:b w:val="0"/>
           <w:sz w:val="24"/>
         </w:rPr>
-        <w:t>：按住方向键/按钮进行连续或步进点动</w:t>
+        <w:t xml:space="preserve"> 驱动器级调试与波形监视（技术人员模式）。</w:t>
       </w:r>
     </w:p>
     <w:p>
       <w:pPr>
-        <w:pStyle w:val="ListBullet"/>
         <w:spacing w:lineRule="auto" w:line="360"/>
       </w:pPr>
       <w:r>
@@ -2861,20 +3517,80 @@
           <w:b/>
           <w:sz w:val="24"/>
         </w:rPr>
-        <w:t>门型移动 / 直线移动</w:t>
-      </w:r>
+        <w:t>主要功能：</w:t>
+      </w:r>
+    </w:p>
+    <w:p>
+      <w:pPr>
+        <w:pStyle w:val="ListBullet"/>
+        <w:spacing w:lineRule="auto" w:line="360"/>
+      </w:pPr>
       <w:r>
         <w:rPr>
           <w:rFonts w:ascii="宋体" w:hAnsi="宋体" w:eastAsia="宋体"/>
           <w:b w:val="0"/>
           <w:sz w:val="24"/>
         </w:rPr>
-        <w:t>：指定目标位置或相对位移</w:t>
+        <w:t>驱动参数面板</w:t>
       </w:r>
     </w:p>
     <w:p>
       <w:pPr>
         <w:pStyle w:val="ListBullet"/>
+        <w:spacing w:lineRule="auto" w:line="360"/>
+      </w:pPr>
+      <w:r>
+        <w:rPr>
+          <w:rFonts w:ascii="宋体" w:hAnsi="宋体" w:eastAsia="宋体"/>
+          <w:b w:val="0"/>
+          <w:sz w:val="24"/>
+        </w:rPr>
+        <w:t>地址调试</w:t>
+      </w:r>
+    </w:p>
+    <w:p>
+      <w:pPr>
+        <w:pStyle w:val="ListBullet"/>
+        <w:spacing w:lineRule="auto" w:line="360"/>
+      </w:pPr>
+      <w:r>
+        <w:rPr>
+          <w:rFonts w:ascii="宋体" w:hAnsi="宋体" w:eastAsia="宋体"/>
+          <w:b w:val="0"/>
+          <w:sz w:val="24"/>
+        </w:rPr>
+        <w:t>波形显示</w:t>
+      </w:r>
+    </w:p>
+    <w:p>
+      <w:pPr>
+        <w:pStyle w:val="ListBullet"/>
+        <w:spacing w:lineRule="auto" w:line="360"/>
+      </w:pPr>
+      <w:r>
+        <w:rPr>
+          <w:rFonts w:ascii="宋体" w:hAnsi="宋体" w:eastAsia="宋体"/>
+          <w:b w:val="0"/>
+          <w:sz w:val="24"/>
+        </w:rPr>
+        <w:t>技术模式门禁（防止误操作）</w:t>
+      </w:r>
+    </w:p>
+    <w:p>
+      <w:pPr>
+        <w:spacing w:before="160" w:after="80"/>
+      </w:pPr>
+      <w:r>
+        <w:rPr>
+          <w:rFonts w:ascii="黑体" w:hAnsi="黑体" w:eastAsia="黑体"/>
+          <w:b/>
+          <w:sz w:val="28"/>
+        </w:rPr>
+        <w:t>5.9 文件管理模块（FilesPage）</w:t>
+      </w:r>
+    </w:p>
+    <w:p>
+      <w:pPr>
         <w:spacing w:lineRule="auto" w:line="360"/>
       </w:pPr>
       <w:r>
@@ -2883,7 +3599,7 @@
           <w:b/>
           <w:sz w:val="24"/>
         </w:rPr>
-        <w:t>IO 模块</w:t>
+        <w:t>功能描述：</w:t>
       </w:r>
       <w:r>
         <w:rPr>
@@ -2891,12 +3607,11 @@
           <w:b w:val="0"/>
           <w:sz w:val="24"/>
         </w:rPr>
-        <w:t>：选择 IO 模块并读写输出</w:t>
+        <w:t xml:space="preserve"> 机器人端文件的上传、下载与备份。</w:t>
       </w:r>
     </w:p>
     <w:p>
       <w:pPr>
-        <w:pStyle w:val="ListBullet"/>
         <w:spacing w:lineRule="auto" w:line="360"/>
       </w:pPr>
       <w:r>
@@ -2905,15 +3620,21 @@
           <w:b/>
           <w:sz w:val="24"/>
         </w:rPr>
-        <w:t>点库</w:t>
-      </w:r>
+        <w:t>主要功能：</w:t>
+      </w:r>
+    </w:p>
+    <w:p>
+      <w:pPr>
+        <w:pStyle w:val="ListBullet"/>
+        <w:spacing w:lineRule="auto" w:line="360"/>
+      </w:pPr>
       <w:r>
         <w:rPr>
           <w:rFonts w:ascii="宋体" w:hAnsi="宋体" w:eastAsia="宋体"/>
           <w:b w:val="0"/>
           <w:sz w:val="24"/>
         </w:rPr>
-        <w:t>：打开点库页面，管理、示教、调用运动点位</w:t>
+        <w:t>文件列表浏览</w:t>
       </w:r>
     </w:p>
     <w:p>
@@ -2921,21 +3642,13 @@
         <w:pStyle w:val="ListBullet"/>
         <w:spacing w:lineRule="auto" w:line="360"/>
       </w:pPr>
-      <w:r>
-        <w:rPr>
-          <w:rFonts w:ascii="宋体" w:hAnsi="宋体" w:eastAsia="宋体"/>
-          <w:b/>
-          <w:sz w:val="24"/>
-        </w:rPr>
-        <w:t>界面清零</w:t>
-      </w:r>
       <w:r>
         <w:rPr>
           <w:rFonts w:ascii="宋体" w:hAnsi="宋体" w:eastAsia="宋体"/>
           <w:b w:val="0"/>
           <w:sz w:val="24"/>
         </w:rPr>
-        <w:t>：坐标系清零与轴配置（ClrZeroPage）</w:t>
+        <w:t>上传/下载程序与配置</w:t>
       </w:r>
     </w:p>
     <w:p>
@@ -2943,21 +3656,39 @@
         <w:pStyle w:val="ListBullet"/>
         <w:spacing w:lineRule="auto" w:line="360"/>
       </w:pPr>
-      <w:r>
-        <w:rPr>
-          <w:rFonts w:ascii="宋体" w:hAnsi="宋体" w:eastAsia="宋体"/>
-          <w:b/>
-          <w:sz w:val="24"/>
-        </w:rPr>
-        <w:t>速度条</w:t>
-      </w:r>
       <w:r>
         <w:rPr>
           <w:rFonts w:ascii="宋体" w:hAnsi="宋体" w:eastAsia="宋体"/>
           <w:b w:val="0"/>
           <w:sz w:val="24"/>
         </w:rPr>
-        <w:t>：橙色速度调节条，与主页速度联动</w:t>
+        <w:t>备份与恢复</w:t>
+      </w:r>
+    </w:p>
+    <w:p>
+      <w:pPr>
+        <w:spacing w:before="240" w:after="120"/>
+      </w:pPr>
+      <w:r>
+        <w:rPr>
+          <w:rFonts w:ascii="黑体" w:hAnsi="黑体" w:eastAsia="黑体"/>
+          <w:b/>
+          <w:sz w:val="32"/>
+        </w:rPr>
+        <w:t>6. 操作指南</w:t>
+      </w:r>
+    </w:p>
+    <w:p>
+      <w:pPr>
+        <w:spacing w:before="160" w:after="80"/>
+      </w:pPr>
+      <w:r>
+        <w:rPr>
+          <w:rFonts w:ascii="黑体" w:hAnsi="黑体" w:eastAsia="黑体"/>
+          <w:b/>
+          <w:sz w:val="28"/>
+        </w:rPr>
+        <w:t>6.1 首次连接机器人</w:t>
       </w:r>
     </w:p>
     <w:p>
@@ -2970,7 +3701,59 @@
           <w:b w:val="0"/>
           <w:sz w:val="24"/>
         </w:rPr>
-        <w:t>布局对齐 Android ControlActivity：左轴选 / 中功能区 / 右模式 / 底 IO。</w:t>
+        <w:t>1. 确认上位机网卡 IP 与控制器在同一网段（如 192.168.11.x）。</w:t>
+      </w:r>
+    </w:p>
+    <w:p>
+      <w:pPr>
+        <w:spacing w:lineRule="auto" w:line="360"/>
+      </w:pPr>
+      <w:r>
+        <w:rPr>
+          <w:rFonts w:ascii="宋体" w:hAnsi="宋体" w:eastAsia="宋体"/>
+          <w:b w:val="0"/>
+          <w:sz w:val="24"/>
+        </w:rPr>
+        <w:t>2. 启动「领鹏智能」。</w:t>
+      </w:r>
+    </w:p>
+    <w:p>
+      <w:pPr>
+        <w:spacing w:lineRule="auto" w:line="360"/>
+      </w:pPr>
+      <w:r>
+        <w:rPr>
+          <w:rFonts w:ascii="宋体" w:hAnsi="宋体" w:eastAsia="宋体"/>
+          <w:b w:val="0"/>
+          <w:sz w:val="24"/>
+        </w:rPr>
+        <w:t>3. 在连接页输入控制器 IP（默认 192.168.11.11）。</w:t>
+      </w:r>
+    </w:p>
+    <w:p>
+      <w:pPr>
+        <w:spacing w:lineRule="auto" w:line="360"/>
+      </w:pPr>
+      <w:r>
+        <w:rPr>
+          <w:rFonts w:ascii="宋体" w:hAnsi="宋体" w:eastAsia="宋体"/>
+          <w:b w:val="0"/>
+          <w:sz w:val="24"/>
+        </w:rPr>
+        <w:t>4. 点击「连接」按钮，等待提示连接成功。</w:t>
+      </w:r>
+    </w:p>
+    <w:p>
+      <w:pPr>
+        <w:spacing w:lineRule="auto" w:line="360"/>
+      </w:pPr>
+      <w:r>
+        <w:rPr>
+          <w:rFonts w:ascii="宋体" w:hAnsi="宋体" w:eastAsia="宋体"/>
+          <w:b w:val="0"/>
+          <w:sz w:val="24"/>
+        </w:rPr>
+        <w:t>5. 自动进入主界面，观察顶栏位姿是否刷新。</w:t>
       </w:r>
     </w:p>
     <w:p>
@@ -2983,46 +3766,24 @@
           <w:b/>
           <w:sz w:val="28"/>
         </w:rPr>
-        <w:t>5.5 监控模块（MonitorPage）</w:t>
+        <w:t>6.2 编辑并下发程序</w:t>
       </w:r>
     </w:p>
     <w:p>
       <w:pPr>
         <w:spacing w:lineRule="auto" w:line="360"/>
       </w:pPr>
-      <w:r>
-        <w:rPr>
-          <w:rFonts w:ascii="宋体" w:hAnsi="宋体" w:eastAsia="宋体"/>
-          <w:b/>
-          <w:sz w:val="24"/>
-        </w:rPr>
-        <w:t>功能描述：</w:t>
-      </w:r>
       <w:r>
         <w:rPr>
           <w:rFonts w:ascii="宋体" w:hAnsi="宋体" w:eastAsia="宋体"/>
           <w:b w:val="0"/>
           <w:sz w:val="24"/>
         </w:rPr>
-        <w:t xml:space="preserve"> 监视机器人主程序运行状态与 PLC 寄存器。</w:t>
+        <w:t>1. 在主界面点击「编程」进入可视化编程编辑器。</w:t>
       </w:r>
     </w:p>
     <w:p>
       <w:pPr>
-        <w:spacing w:lineRule="auto" w:line="360"/>
-      </w:pPr>
-      <w:r>
-        <w:rPr>
-          <w:rFonts w:ascii="宋体" w:hAnsi="宋体" w:eastAsia="宋体"/>
-          <w:b/>
-          <w:sz w:val="24"/>
-        </w:rPr>
-        <w:t>主要功能：</w:t>
-      </w:r>
-    </w:p>
-    <w:p>
-      <w:pPr>
-        <w:pStyle w:val="ListBullet"/>
         <w:spacing w:lineRule="auto" w:line="360"/>
       </w:pPr>
       <w:r>
@@ -3031,28 +3792,24 @@
           <w:b w:val="0"/>
           <w:sz w:val="24"/>
         </w:rPr>
-        <w:t xml:space="preserve">加载并显示 </w:t>
-      </w:r>
-      <w:r>
-        <w:rPr>
-          <w:rFonts w:ascii="Courier New" w:hAnsi="Courier New" w:eastAsia="Courier New"/>
-          <w:b w:val="0"/>
-          <w:sz w:val="20"/>
-        </w:rPr>
-        <w:t>main.rp4</w:t>
-      </w:r>
+        <w:t>2. 拖拽积木块组合逻辑，或从 XML 库打开已有工程。</w:t>
+      </w:r>
+    </w:p>
+    <w:p>
+      <w:pPr>
+        <w:spacing w:lineRule="auto" w:line="360"/>
+      </w:pPr>
       <w:r>
         <w:rPr>
           <w:rFonts w:ascii="宋体" w:hAnsi="宋体" w:eastAsia="宋体"/>
           <w:b w:val="0"/>
           <w:sz w:val="24"/>
         </w:rPr>
-        <w:t xml:space="preserve"> 主程序文本</w:t>
+        <w:t>3. 可使用搜索框定位指定积木块。</w:t>
       </w:r>
     </w:p>
     <w:p>
       <w:pPr>
-        <w:pStyle w:val="ListBullet"/>
         <w:spacing w:lineRule="auto" w:line="360"/>
       </w:pPr>
       <w:r>
@@ -3061,12 +3818,11 @@
           <w:b w:val="0"/>
           <w:sz w:val="24"/>
         </w:rPr>
-        <w:t>运行行高亮：当前执行行自动滚动至可视区域</w:t>
+        <w:t>4. 点击保存，选择保存至「控制器程序」或「用户工程」。</w:t>
       </w:r>
     </w:p>
     <w:p>
       <w:pPr>
-        <w:pStyle w:val="ListBullet"/>
         <w:spacing w:lineRule="auto" w:line="360"/>
       </w:pPr>
       <w:r>
@@ -3075,12 +3831,11 @@
           <w:b w:val="0"/>
           <w:sz w:val="24"/>
         </w:rPr>
-        <w:t>程序启停控制</w:t>
+        <w:t>5. 退出编程界面，确认上传至控制器。</w:t>
       </w:r>
     </w:p>
     <w:p>
       <w:pPr>
-        <w:pStyle w:val="ListBullet"/>
         <w:spacing w:lineRule="auto" w:line="360"/>
       </w:pPr>
       <w:r>
@@ -3089,12 +3844,11 @@
           <w:b w:val="0"/>
           <w:sz w:val="24"/>
         </w:rPr>
-        <w:t>D9000 等特殊寄存器状态显示</w:t>
+        <w:t>6. 返回主页，点击「启动」运行程序。</w:t>
       </w:r>
     </w:p>
     <w:p>
       <w:pPr>
-        <w:pStyle w:val="ListBullet"/>
         <w:spacing w:lineRule="auto" w:line="360"/>
       </w:pPr>
       <w:r>
@@ -3103,28 +3857,37 @@
           <w:b w:val="0"/>
           <w:sz w:val="24"/>
         </w:rPr>
-        <w:t xml:space="preserve">PLC 监视列表（可配置监视项，持久化至 </w:t>
-      </w:r>
-      <w:r>
-        <w:rPr>
-          <w:rFonts w:ascii="Courier New" w:hAnsi="Courier New" w:eastAsia="Courier New"/>
-          <w:b w:val="0"/>
-          <w:sz w:val="20"/>
-        </w:rPr>
-        <w:t>files/monitor_plc_watch.json</w:t>
-      </w:r>
+        <w:t>7. 进入「监控」页查看运行行与执行进度。</w:t>
+      </w:r>
+    </w:p>
+    <w:p>
+      <w:pPr>
+        <w:spacing w:before="160" w:after="80"/>
+      </w:pPr>
+      <w:r>
+        <w:rPr>
+          <w:rFonts w:ascii="黑体" w:hAnsi="黑体" w:eastAsia="黑体"/>
+          <w:b/>
+          <w:sz w:val="28"/>
+        </w:rPr>
+        <w:t>6.3 手动点动机器人</w:t>
+      </w:r>
+    </w:p>
+    <w:p>
+      <w:pPr>
+        <w:spacing w:lineRule="auto" w:line="360"/>
+      </w:pPr>
       <w:r>
         <w:rPr>
           <w:rFonts w:ascii="宋体" w:hAnsi="宋体" w:eastAsia="宋体"/>
           <w:b w:val="0"/>
           <w:sz w:val="24"/>
         </w:rPr>
-        <w:t>）</w:t>
+        <w:t>1. 确保机器人处于手动/示教模式且安全条件满足。</w:t>
       </w:r>
     </w:p>
     <w:p>
       <w:pPr>
-        <w:pStyle w:val="ListBullet"/>
         <w:spacing w:lineRule="auto" w:line="360"/>
       </w:pPr>
       <w:r>
@@ -3133,7 +3896,59 @@
           <w:b w:val="0"/>
           <w:sz w:val="24"/>
         </w:rPr>
-        <w:t>寄存器侧栏：查看与调试特殊寄存器</w:t>
+        <w:t>2. 主界面进入「操控」。</w:t>
+      </w:r>
+    </w:p>
+    <w:p>
+      <w:pPr>
+        <w:spacing w:lineRule="auto" w:line="360"/>
+      </w:pPr>
+      <w:r>
+        <w:rPr>
+          <w:rFonts w:ascii="宋体" w:hAnsi="宋体" w:eastAsia="宋体"/>
+          <w:b w:val="0"/>
+          <w:sz w:val="24"/>
+        </w:rPr>
+        <w:t>3. 左侧选择要运动的轴（如 X 轴）。</w:t>
+      </w:r>
+    </w:p>
+    <w:p>
+      <w:pPr>
+        <w:spacing w:lineRule="auto" w:line="360"/>
+      </w:pPr>
+      <w:r>
+        <w:rPr>
+          <w:rFonts w:ascii="宋体" w:hAnsi="宋体" w:eastAsia="宋体"/>
+          <w:b w:val="0"/>
+          <w:sz w:val="24"/>
+        </w:rPr>
+        <w:t>4. 在中央面板按住「+」或「−」进行点动，或使用步进距离。</w:t>
+      </w:r>
+    </w:p>
+    <w:p>
+      <w:pPr>
+        <w:spacing w:lineRule="auto" w:line="360"/>
+      </w:pPr>
+      <w:r>
+        <w:rPr>
+          <w:rFonts w:ascii="宋体" w:hAnsi="宋体" w:eastAsia="宋体"/>
+          <w:b w:val="0"/>
+          <w:sz w:val="24"/>
+        </w:rPr>
+        <w:t>5. 通过底栏 IO 面板确认相关气缸/夹爪信号。</w:t>
+      </w:r>
+    </w:p>
+    <w:p>
+      <w:pPr>
+        <w:spacing w:lineRule="auto" w:line="360"/>
+      </w:pPr>
+      <w:r>
+        <w:rPr>
+          <w:rFonts w:ascii="宋体" w:hAnsi="宋体" w:eastAsia="宋体"/>
+          <w:b w:val="0"/>
+          <w:sz w:val="24"/>
+        </w:rPr>
+        <w:t>6. 调节右侧速度条控制点动速度。</w:t>
       </w:r>
     </w:p>
     <w:p>
@@ -3146,46 +3961,24 @@
           <w:b/>
           <w:sz w:val="28"/>
         </w:rPr>
-        <w:t>5.6 工具 / 参数配置模块（ConfigFilePage）</w:t>
+        <w:t>6.4 寄存器监视</w:t>
       </w:r>
     </w:p>
     <w:p>
       <w:pPr>
         <w:spacing w:lineRule="auto" w:line="360"/>
       </w:pPr>
-      <w:r>
-        <w:rPr>
-          <w:rFonts w:ascii="宋体" w:hAnsi="宋体" w:eastAsia="宋体"/>
-          <w:b/>
-          <w:sz w:val="24"/>
-        </w:rPr>
-        <w:t>功能描述：</w:t>
-      </w:r>
       <w:r>
         <w:rPr>
           <w:rFonts w:ascii="宋体" w:hAnsi="宋体" w:eastAsia="宋体"/>
           <w:b w:val="0"/>
           <w:sz w:val="24"/>
         </w:rPr>
-        <w:t xml:space="preserve"> 机器人配置文件管理与驱动参数编辑。</w:t>
+        <w:t>1. 进入「监控」页，打开右侧「寄存器监视」。</w:t>
       </w:r>
     </w:p>
     <w:p>
       <w:pPr>
-        <w:spacing w:lineRule="auto" w:line="360"/>
-      </w:pPr>
-      <w:r>
-        <w:rPr>
-          <w:rFonts w:ascii="宋体" w:hAnsi="宋体" w:eastAsia="宋体"/>
-          <w:b/>
-          <w:sz w:val="24"/>
-        </w:rPr>
-        <w:t>主要功能：</w:t>
-      </w:r>
-    </w:p>
-    <w:p>
-      <w:pPr>
-        <w:pStyle w:val="ListBullet"/>
         <w:spacing w:lineRule="auto" w:line="360"/>
       </w:pPr>
       <w:r>
@@ -3194,12 +3987,11 @@
           <w:b w:val="0"/>
           <w:sz w:val="24"/>
         </w:rPr>
-        <w:t>配置文件列表浏览</w:t>
+        <w:t>2. 选择寄存器类型页签（D/M/S/X/Y）。</w:t>
       </w:r>
     </w:p>
     <w:p>
       <w:pPr>
-        <w:pStyle w:val="ListBullet"/>
         <w:spacing w:lineRule="auto" w:line="360"/>
       </w:pPr>
       <w:r>
@@ -3208,12 +4000,11 @@
           <w:b w:val="0"/>
           <w:sz w:val="24"/>
         </w:rPr>
-        <w:t>配置文件读写与编解码</w:t>
+        <w:t>3. 点击「+ 添加」，输入起始地址；如需批量添加，填写「连续数量」（默认为 1）。</w:t>
       </w:r>
     </w:p>
     <w:p>
       <w:pPr>
-        <w:pStyle w:val="ListBullet"/>
         <w:spacing w:lineRule="auto" w:line="360"/>
       </w:pPr>
       <w:r>
@@ -3222,12 +4013,11 @@
           <w:b w:val="0"/>
           <w:sz w:val="24"/>
         </w:rPr>
-        <w:t>驱动参数（DPS）查看与修改</w:t>
+        <w:t>4. 可选填写首条别名；后续条目可双击修改别名。</w:t>
       </w:r>
     </w:p>
     <w:p>
       <w:pPr>
-        <w:pStyle w:val="ListBullet"/>
         <w:spacing w:lineRule="auto" w:line="360"/>
       </w:pPr>
       <w:r>
@@ -3236,7 +4026,20 @@
           <w:b w:val="0"/>
           <w:sz w:val="24"/>
         </w:rPr>
-        <w:t>与控制器同步配置</w:t>
+        <w:t>5. 点击标题「寄存器监视 x/y」可调整监视数量上限。</w:t>
+      </w:r>
+    </w:p>
+    <w:p>
+      <w:pPr>
+        <w:spacing w:lineRule="auto" w:line="360"/>
+      </w:pPr>
+      <w:r>
+        <w:rPr>
+          <w:rFonts w:ascii="宋体" w:hAnsi="宋体" w:eastAsia="宋体"/>
+          <w:b w:val="0"/>
+          <w:sz w:val="24"/>
+        </w:rPr>
+        <w:t>6. 开启自动刷新后，数值按设定周期更新。</w:t>
       </w:r>
     </w:p>
     <w:p>
@@ -3249,46 +4052,24 @@
           <w:b/>
           <w:sz w:val="28"/>
         </w:rPr>
-        <w:t>5.7 点库模块（PointLibraryPage）</w:t>
+        <w:t>6.5 调节运行速度</w:t>
       </w:r>
     </w:p>
     <w:p>
       <w:pPr>
         <w:spacing w:lineRule="auto" w:line="360"/>
       </w:pPr>
-      <w:r>
-        <w:rPr>
-          <w:rFonts w:ascii="宋体" w:hAnsi="宋体" w:eastAsia="宋体"/>
-          <w:b/>
-          <w:sz w:val="24"/>
-        </w:rPr>
-        <w:t>功能描述：</w:t>
-      </w:r>
       <w:r>
         <w:rPr>
           <w:rFonts w:ascii="宋体" w:hAnsi="宋体" w:eastAsia="宋体"/>
           <w:b w:val="0"/>
           <w:sz w:val="24"/>
         </w:rPr>
-        <w:t xml:space="preserve"> 管理机器人运动目标点位。</w:t>
+        <w:t>1. 在主界面右侧运行侧栏找到速度环控件。</w:t>
       </w:r>
     </w:p>
     <w:p>
       <w:pPr>
-        <w:spacing w:lineRule="auto" w:line="360"/>
-      </w:pPr>
-      <w:r>
-        <w:rPr>
-          <w:rFonts w:ascii="宋体" w:hAnsi="宋体" w:eastAsia="宋体"/>
-          <w:b/>
-          <w:sz w:val="24"/>
-        </w:rPr>
-        <w:t>主要功能：</w:t>
-      </w:r>
-    </w:p>
-    <w:p>
-      <w:pPr>
-        <w:pStyle w:val="ListBullet"/>
         <w:spacing w:lineRule="auto" w:line="360"/>
       </w:pPr>
       <w:r>
@@ -3297,12 +4078,11 @@
           <w:b w:val="0"/>
           <w:sz w:val="24"/>
         </w:rPr>
-        <w:t>点位列表表格展示（名称、坐标、备注等）</w:t>
+        <w:t>2. 点击打开速度调节对话框。</w:t>
       </w:r>
     </w:p>
     <w:p>
       <w:pPr>
-        <w:pStyle w:val="ListBullet"/>
         <w:spacing w:lineRule="auto" w:line="360"/>
       </w:pPr>
       <w:r>
@@ -3311,12 +4091,11 @@
           <w:b w:val="0"/>
           <w:sz w:val="24"/>
         </w:rPr>
-        <w:t>添加、编辑、删除点位</w:t>
+        <w:t>3. 拖动滑块或输入百分比（0～100%）。</w:t>
       </w:r>
     </w:p>
     <w:p>
       <w:pPr>
-        <w:pStyle w:val="ListBullet"/>
         <w:spacing w:lineRule="auto" w:line="360"/>
       </w:pPr>
       <w:r>
@@ -3325,12 +4104,24 @@
           <w:b w:val="0"/>
           <w:sz w:val="24"/>
         </w:rPr>
-        <w:t>从当前位姿示教新点</w:t>
+        <w:t>4. 确认后速度下发至控制器。</w:t>
       </w:r>
     </w:p>
     <w:p>
       <w:pPr>
-        <w:pStyle w:val="ListBullet"/>
+        <w:spacing w:before="160" w:after="80"/>
+      </w:pPr>
+      <w:r>
+        <w:rPr>
+          <w:rFonts w:ascii="黑体" w:hAnsi="黑体" w:eastAsia="黑体"/>
+          <w:b/>
+          <w:sz w:val="28"/>
+        </w:rPr>
+        <w:t>6.6 断开连接</w:t>
+      </w:r>
+    </w:p>
+    <w:p>
+      <w:pPr>
         <w:spacing w:lineRule="auto" w:line="360"/>
       </w:pPr>
       <w:r>
@@ -3339,7 +4130,46 @@
           <w:b w:val="0"/>
           <w:sz w:val="24"/>
         </w:rPr>
-        <w:t>在操控页调用点位执行运动</w:t>
+        <w:t>1. 在主界面选择「断开」或返回连接页。</w:t>
+      </w:r>
+    </w:p>
+    <w:p>
+      <w:pPr>
+        <w:spacing w:lineRule="auto" w:line="360"/>
+      </w:pPr>
+      <w:r>
+        <w:rPr>
+          <w:rFonts w:ascii="宋体" w:hAnsi="宋体" w:eastAsia="宋体"/>
+          <w:b w:val="0"/>
+          <w:sz w:val="24"/>
+        </w:rPr>
+        <w:t>2. 软件停止遥测轮询并清除连接状态。</w:t>
+      </w:r>
+    </w:p>
+    <w:p>
+      <w:pPr>
+        <w:spacing w:lineRule="auto" w:line="360"/>
+      </w:pPr>
+      <w:r>
+        <w:rPr>
+          <w:rFonts w:ascii="宋体" w:hAnsi="宋体" w:eastAsia="宋体"/>
+          <w:b w:val="0"/>
+          <w:sz w:val="24"/>
+        </w:rPr>
+        <w:t>3. 可重新输入 IP 连接其他控制器。</w:t>
+      </w:r>
+    </w:p>
+    <w:p>
+      <w:pPr>
+        <w:spacing w:before="240" w:after="120"/>
+      </w:pPr>
+      <w:r>
+        <w:rPr>
+          <w:rFonts w:ascii="黑体" w:hAnsi="黑体" w:eastAsia="黑体"/>
+          <w:b/>
+          <w:sz w:val="32"/>
+        </w:rPr>
+        <w:t>7. 文件与目录结构</w:t>
       </w:r>
     </w:p>
     <w:p>
@@ -3352,602 +4182,189 @@
           <w:b/>
           <w:sz w:val="28"/>
         </w:rPr>
-        <w:t>5.8 驱动调试模块（DriverPage）</w:t>
+        <w:t>7.1 安装目录（只读资源）</w:t>
       </w:r>
     </w:p>
     <w:p>
       <w:pPr>
+        <w:spacing w:line="280" w:lineRule="exact" w:before="0" w:after="0"/>
+      </w:pPr>
+      <w:r>
+        <w:rPr>
+          <w:rFonts w:ascii="Courier New" w:hAnsi="Courier New" w:eastAsia="Courier New"/>
+          <w:b w:val="0"/>
+          <w:sz w:val="18"/>
+        </w:rPr>
+        <w:t>{安装根目录}/</w:t>
+      </w:r>
+    </w:p>
+    <w:p>
+      <w:pPr>
+        <w:spacing w:line="280" w:lineRule="exact" w:before="0" w:after="0"/>
+      </w:pPr>
+      <w:r>
+        <w:rPr>
+          <w:rFonts w:ascii="Courier New" w:hAnsi="Courier New" w:eastAsia="Courier New"/>
+          <w:b w:val="0"/>
+          <w:sz w:val="18"/>
+        </w:rPr>
+        <w:t>├── 领鹏智能.exe              # Windows 主程序</w:t>
+      </w:r>
+    </w:p>
+    <w:p>
+      <w:pPr>
+        <w:spacing w:line="280" w:lineRule="exact" w:before="0" w:after="0"/>
+      </w:pPr>
+      <w:r>
+        <w:rPr>
+          <w:rFonts w:ascii="Courier New" w:hAnsi="Courier New" w:eastAsia="Courier New"/>
+          <w:b w:val="0"/>
+          <w:sz w:val="18"/>
+        </w:rPr>
+        <w:t>├── data/                     # Flutter 运行资源</w:t>
+      </w:r>
+    </w:p>
+    <w:p>
+      <w:pPr>
+        <w:spacing w:line="280" w:lineRule="exact" w:before="0" w:after="0"/>
+      </w:pPr>
+      <w:r>
+        <w:rPr>
+          <w:rFonts w:ascii="Courier New" w:hAnsi="Courier New" w:eastAsia="Courier New"/>
+          <w:b w:val="0"/>
+          <w:sz w:val="18"/>
+        </w:rPr>
+        <w:t>├── config/</w:t>
+      </w:r>
+    </w:p>
+    <w:p>
+      <w:pPr>
+        <w:spacing w:line="280" w:lineRule="exact" w:before="0" w:after="0"/>
+      </w:pPr>
+      <w:r>
+        <w:rPr>
+          <w:rFonts w:ascii="Courier New" w:hAnsi="Courier New" w:eastAsia="Courier New"/>
+          <w:b w:val="0"/>
+          <w:sz w:val="18"/>
+        </w:rPr>
+        <w:t>│   ├── app_settings.json     # 应用设置（默认 IP 等）</w:t>
+      </w:r>
+    </w:p>
+    <w:p>
+      <w:pPr>
+        <w:spacing w:line="280" w:lineRule="exact" w:before="0" w:after="0"/>
+      </w:pPr>
+      <w:r>
+        <w:rPr>
+          <w:rFonts w:ascii="Courier New" w:hAnsi="Courier New" w:eastAsia="Courier New"/>
+          <w:b w:val="0"/>
+          <w:sz w:val="18"/>
+        </w:rPr>
+        <w:t>│   ├── imgs/                 # 界面图片（Logo 等）</w:t>
+      </w:r>
+    </w:p>
+    <w:p>
+      <w:pPr>
+        <w:spacing w:line="280" w:lineRule="exact" w:before="0" w:after="0"/>
+      </w:pPr>
+      <w:r>
+        <w:rPr>
+          <w:rFonts w:ascii="Courier New" w:hAnsi="Courier New" w:eastAsia="Courier New"/>
+          <w:b w:val="0"/>
+          <w:sz w:val="18"/>
+        </w:rPr>
+        <w:t>│   └── server/               # 控制器同步程序</w:t>
+      </w:r>
+    </w:p>
+    <w:p>
+      <w:pPr>
+        <w:spacing w:line="280" w:lineRule="exact" w:before="0" w:after="0"/>
+      </w:pPr>
+      <w:r>
+        <w:rPr>
+          <w:rFonts w:ascii="Courier New" w:hAnsi="Courier New" w:eastAsia="Courier New"/>
+          <w:b w:val="0"/>
+          <w:sz w:val="18"/>
+        </w:rPr>
+        <w:t>│       ├── main.xml</w:t>
+      </w:r>
+    </w:p>
+    <w:p>
+      <w:pPr>
+        <w:spacing w:line="280" w:lineRule="exact" w:before="0" w:after="0"/>
+      </w:pPr>
+      <w:r>
+        <w:rPr>
+          <w:rFonts w:ascii="Courier New" w:hAnsi="Courier New" w:eastAsia="Courier New"/>
+          <w:b w:val="0"/>
+          <w:sz w:val="18"/>
+        </w:rPr>
+        <w:t>│       └── main.rp4</w:t>
+      </w:r>
+    </w:p>
+    <w:p>
+      <w:pPr>
+        <w:spacing w:line="280" w:lineRule="exact" w:before="0" w:after="0"/>
+      </w:pPr>
+      <w:r>
+        <w:rPr>
+          <w:rFonts w:ascii="Courier New" w:hAnsi="Courier New" w:eastAsia="Courier New"/>
+          <w:b w:val="0"/>
+          <w:sz w:val="18"/>
+        </w:rPr>
+        <w:t>├── dll/</w:t>
+      </w:r>
+    </w:p>
+    <w:p>
+      <w:pPr>
+        <w:spacing w:line="280" w:lineRule="exact" w:before="0" w:after="0"/>
+      </w:pPr>
+      <w:r>
+        <w:rPr>
+          <w:rFonts w:ascii="Courier New" w:hAnsi="Courier New" w:eastAsia="Courier New"/>
+          <w:b w:val="0"/>
+          <w:sz w:val="18"/>
+        </w:rPr>
+        <w:t>│   └── visualprogram/        # 可视化编程静态资源</w:t>
+      </w:r>
+    </w:p>
+    <w:p>
+      <w:pPr>
+        <w:spacing w:line="280" w:lineRule="exact" w:before="0" w:after="0"/>
+      </w:pPr>
+      <w:r>
+        <w:rPr>
+          <w:rFonts w:ascii="Courier New" w:hAnsi="Courier New" w:eastAsia="Courier New"/>
+          <w:b w:val="0"/>
+          <w:sz w:val="18"/>
+        </w:rPr>
+        <w:t>└── files/                    # 部分安装包可能预置空目录</w:t>
+      </w:r>
+    </w:p>
+    <w:p>
+      <w:pPr>
+        <w:spacing w:before="160" w:after="80"/>
+      </w:pPr>
+      <w:r>
+        <w:rPr>
+          <w:rFonts w:ascii="黑体" w:hAnsi="黑体" w:eastAsia="黑体"/>
+          <w:b/>
+          <w:sz w:val="28"/>
+        </w:rPr>
+        <w:t>7.2 用户数据目录（可写）</w:t>
+      </w:r>
+    </w:p>
+    <w:p>
+      <w:pPr>
         <w:spacing w:lineRule="auto" w:line="360"/>
       </w:pPr>
-      <w:r>
-        <w:rPr>
-          <w:rFonts w:ascii="宋体" w:hAnsi="宋体" w:eastAsia="宋体"/>
-          <w:b/>
-          <w:sz w:val="24"/>
-        </w:rPr>
-        <w:t>功能描述：</w:t>
-      </w:r>
       <w:r>
         <w:rPr>
           <w:rFonts w:ascii="宋体" w:hAnsi="宋体" w:eastAsia="宋体"/>
           <w:b w:val="0"/>
           <w:sz w:val="24"/>
         </w:rPr>
-        <w:t xml:space="preserve"> 驱动器级调试与波形监视（技术人员模式）。</w:t>
-      </w:r>
-    </w:p>
-    <w:p>
-      <w:pPr>
-        <w:spacing w:lineRule="auto" w:line="360"/>
-      </w:pPr>
-      <w:r>
-        <w:rPr>
-          <w:rFonts w:ascii="宋体" w:hAnsi="宋体" w:eastAsia="宋体"/>
-          <w:b/>
-          <w:sz w:val="24"/>
-        </w:rPr>
-        <w:t>主要功能：</w:t>
-      </w:r>
-    </w:p>
-    <w:p>
-      <w:pPr>
-        <w:pStyle w:val="ListBullet"/>
-        <w:spacing w:lineRule="auto" w:line="360"/>
-      </w:pPr>
-      <w:r>
-        <w:rPr>
-          <w:rFonts w:ascii="宋体" w:hAnsi="宋体" w:eastAsia="宋体"/>
-          <w:b w:val="0"/>
-          <w:sz w:val="24"/>
-        </w:rPr>
-        <w:t>驱动参数面板</w:t>
-      </w:r>
-    </w:p>
-    <w:p>
-      <w:pPr>
-        <w:pStyle w:val="ListBullet"/>
-        <w:spacing w:lineRule="auto" w:line="360"/>
-      </w:pPr>
-      <w:r>
-        <w:rPr>
-          <w:rFonts w:ascii="宋体" w:hAnsi="宋体" w:eastAsia="宋体"/>
-          <w:b w:val="0"/>
-          <w:sz w:val="24"/>
-        </w:rPr>
-        <w:t>地址调试</w:t>
-      </w:r>
-    </w:p>
-    <w:p>
-      <w:pPr>
-        <w:pStyle w:val="ListBullet"/>
-        <w:spacing w:lineRule="auto" w:line="360"/>
-      </w:pPr>
-      <w:r>
-        <w:rPr>
-          <w:rFonts w:ascii="宋体" w:hAnsi="宋体" w:eastAsia="宋体"/>
-          <w:b w:val="0"/>
-          <w:sz w:val="24"/>
-        </w:rPr>
-        <w:t>波形显示</w:t>
-      </w:r>
-    </w:p>
-    <w:p>
-      <w:pPr>
-        <w:pStyle w:val="ListBullet"/>
-        <w:spacing w:lineRule="auto" w:line="360"/>
-      </w:pPr>
-      <w:r>
-        <w:rPr>
-          <w:rFonts w:ascii="宋体" w:hAnsi="宋体" w:eastAsia="宋体"/>
-          <w:b w:val="0"/>
-          <w:sz w:val="24"/>
-        </w:rPr>
-        <w:t>技术模式门禁（防止误操作）</w:t>
-      </w:r>
-    </w:p>
-    <w:p>
-      <w:pPr>
-        <w:spacing w:before="160" w:after="80"/>
-      </w:pPr>
-      <w:r>
-        <w:rPr>
-          <w:rFonts w:ascii="黑体" w:hAnsi="黑体" w:eastAsia="黑体"/>
-          <w:b/>
-          <w:sz w:val="28"/>
-        </w:rPr>
-        <w:t>5.9 文件管理模块（FilesPage）</w:t>
-      </w:r>
-    </w:p>
-    <w:p>
-      <w:pPr>
-        <w:spacing w:lineRule="auto" w:line="360"/>
-      </w:pPr>
-      <w:r>
-        <w:rPr>
-          <w:rFonts w:ascii="宋体" w:hAnsi="宋体" w:eastAsia="宋体"/>
-          <w:b/>
-          <w:sz w:val="24"/>
-        </w:rPr>
-        <w:t>功能描述：</w:t>
-      </w:r>
-      <w:r>
-        <w:rPr>
-          <w:rFonts w:ascii="宋体" w:hAnsi="宋体" w:eastAsia="宋体"/>
-          <w:b w:val="0"/>
-          <w:sz w:val="24"/>
-        </w:rPr>
-        <w:t xml:space="preserve"> 机器人端文件的上传、下载与备份。</w:t>
-      </w:r>
-    </w:p>
-    <w:p>
-      <w:pPr>
-        <w:spacing w:lineRule="auto" w:line="360"/>
-      </w:pPr>
-      <w:r>
-        <w:rPr>
-          <w:rFonts w:ascii="宋体" w:hAnsi="宋体" w:eastAsia="宋体"/>
-          <w:b/>
-          <w:sz w:val="24"/>
-        </w:rPr>
-        <w:t>主要功能：</w:t>
-      </w:r>
-    </w:p>
-    <w:p>
-      <w:pPr>
-        <w:pStyle w:val="ListBullet"/>
-        <w:spacing w:lineRule="auto" w:line="360"/>
-      </w:pPr>
-      <w:r>
-        <w:rPr>
-          <w:rFonts w:ascii="宋体" w:hAnsi="宋体" w:eastAsia="宋体"/>
-          <w:b w:val="0"/>
-          <w:sz w:val="24"/>
-        </w:rPr>
-        <w:t>文件列表浏览</w:t>
-      </w:r>
-    </w:p>
-    <w:p>
-      <w:pPr>
-        <w:pStyle w:val="ListBullet"/>
-        <w:spacing w:lineRule="auto" w:line="360"/>
-      </w:pPr>
-      <w:r>
-        <w:rPr>
-          <w:rFonts w:ascii="宋体" w:hAnsi="宋体" w:eastAsia="宋体"/>
-          <w:b w:val="0"/>
-          <w:sz w:val="24"/>
-        </w:rPr>
-        <w:t>上传/下载程序与配置</w:t>
-      </w:r>
-    </w:p>
-    <w:p>
-      <w:pPr>
-        <w:pStyle w:val="ListBullet"/>
-        <w:spacing w:lineRule="auto" w:line="360"/>
-      </w:pPr>
-      <w:r>
-        <w:rPr>
-          <w:rFonts w:ascii="宋体" w:hAnsi="宋体" w:eastAsia="宋体"/>
-          <w:b w:val="0"/>
-          <w:sz w:val="24"/>
-        </w:rPr>
-        <w:t>备份与恢复</w:t>
-      </w:r>
-    </w:p>
-    <w:p>
-      <w:pPr>
-        <w:spacing w:before="240" w:after="120"/>
-      </w:pPr>
-      <w:r>
-        <w:rPr>
-          <w:rFonts w:ascii="黑体" w:hAnsi="黑体" w:eastAsia="黑体"/>
-          <w:b/>
-          <w:sz w:val="32"/>
-        </w:rPr>
-        <w:t>6. 操作指南</w:t>
-      </w:r>
-    </w:p>
-    <w:p>
-      <w:pPr>
-        <w:spacing w:before="160" w:after="80"/>
-      </w:pPr>
-      <w:r>
-        <w:rPr>
-          <w:rFonts w:ascii="黑体" w:hAnsi="黑体" w:eastAsia="黑体"/>
-          <w:b/>
-          <w:sz w:val="28"/>
-        </w:rPr>
-        <w:t>6.1 首次连接机器人</w:t>
-      </w:r>
-    </w:p>
-    <w:p>
-      <w:pPr>
-        <w:spacing w:lineRule="auto" w:line="360"/>
-      </w:pPr>
-      <w:r>
-        <w:rPr>
-          <w:rFonts w:ascii="宋体" w:hAnsi="宋体" w:eastAsia="宋体"/>
-          <w:b w:val="0"/>
-          <w:sz w:val="24"/>
-        </w:rPr>
-        <w:t>1. 确认上位机网卡 IP 与控制器在同一网段（如 192.168.11.x）。</w:t>
-      </w:r>
-    </w:p>
-    <w:p>
-      <w:pPr>
-        <w:spacing w:lineRule="auto" w:line="360"/>
-      </w:pPr>
-      <w:r>
-        <w:rPr>
-          <w:rFonts w:ascii="宋体" w:hAnsi="宋体" w:eastAsia="宋体"/>
-          <w:b w:val="0"/>
-          <w:sz w:val="24"/>
-        </w:rPr>
-        <w:t>2. 启动「领鹏智能」。</w:t>
-      </w:r>
-    </w:p>
-    <w:p>
-      <w:pPr>
-        <w:spacing w:lineRule="auto" w:line="360"/>
-      </w:pPr>
-      <w:r>
-        <w:rPr>
-          <w:rFonts w:ascii="宋体" w:hAnsi="宋体" w:eastAsia="宋体"/>
-          <w:b w:val="0"/>
-          <w:sz w:val="24"/>
-        </w:rPr>
-        <w:t>3. 在连接页输入控制器 IP（默认 192.168.11.11）。</w:t>
-      </w:r>
-    </w:p>
-    <w:p>
-      <w:pPr>
-        <w:spacing w:lineRule="auto" w:line="360"/>
-      </w:pPr>
-      <w:r>
-        <w:rPr>
-          <w:rFonts w:ascii="宋体" w:hAnsi="宋体" w:eastAsia="宋体"/>
-          <w:b w:val="0"/>
-          <w:sz w:val="24"/>
-        </w:rPr>
-        <w:t>4. 点击「连接」按钮，等待提示连接成功。</w:t>
-      </w:r>
-    </w:p>
-    <w:p>
-      <w:pPr>
-        <w:spacing w:lineRule="auto" w:line="360"/>
-      </w:pPr>
-      <w:r>
-        <w:rPr>
-          <w:rFonts w:ascii="宋体" w:hAnsi="宋体" w:eastAsia="宋体"/>
-          <w:b w:val="0"/>
-          <w:sz w:val="24"/>
-        </w:rPr>
-        <w:t>5. 自动进入主界面，观察顶栏位姿是否刷新。</w:t>
-      </w:r>
-    </w:p>
-    <w:p>
-      <w:pPr>
-        <w:spacing w:before="160" w:after="80"/>
-      </w:pPr>
-      <w:r>
-        <w:rPr>
-          <w:rFonts w:ascii="黑体" w:hAnsi="黑体" w:eastAsia="黑体"/>
-          <w:b/>
-          <w:sz w:val="28"/>
-        </w:rPr>
-        <w:t>6.2 编辑并下发程序</w:t>
-      </w:r>
-    </w:p>
-    <w:p>
-      <w:pPr>
-        <w:spacing w:lineRule="auto" w:line="360"/>
-      </w:pPr>
-      <w:r>
-        <w:rPr>
-          <w:rFonts w:ascii="宋体" w:hAnsi="宋体" w:eastAsia="宋体"/>
-          <w:b w:val="0"/>
-          <w:sz w:val="24"/>
-        </w:rPr>
-        <w:t>1. 在主界面点击「编程」进入 Blockly 编辑器。</w:t>
-      </w:r>
-    </w:p>
-    <w:p>
-      <w:pPr>
-        <w:spacing w:lineRule="auto" w:line="360"/>
-      </w:pPr>
-      <w:r>
-        <w:rPr>
-          <w:rFonts w:ascii="宋体" w:hAnsi="宋体" w:eastAsia="宋体"/>
-          <w:b w:val="0"/>
-          <w:sz w:val="24"/>
-        </w:rPr>
-        <w:t>2. 拖拽积木块组合逻辑，或从 XML 库打开已有工程。</w:t>
-      </w:r>
-    </w:p>
-    <w:p>
-      <w:pPr>
-        <w:spacing w:lineRule="auto" w:line="360"/>
-      </w:pPr>
-      <w:r>
-        <w:rPr>
-          <w:rFonts w:ascii="宋体" w:hAnsi="宋体" w:eastAsia="宋体"/>
-          <w:b w:val="0"/>
-          <w:sz w:val="24"/>
-        </w:rPr>
-        <w:t>3. 点击保存，选择保存至「控制器程序」或「用户工程」。</w:t>
-      </w:r>
-    </w:p>
-    <w:p>
-      <w:pPr>
-        <w:spacing w:lineRule="auto" w:line="360"/>
-      </w:pPr>
-      <w:r>
-        <w:rPr>
-          <w:rFonts w:ascii="宋体" w:hAnsi="宋体" w:eastAsia="宋体"/>
-          <w:b w:val="0"/>
-          <w:sz w:val="24"/>
-        </w:rPr>
-        <w:t>4. 退出编程界面，确认上传至控制器。</w:t>
-      </w:r>
-    </w:p>
-    <w:p>
-      <w:pPr>
-        <w:spacing w:lineRule="auto" w:line="360"/>
-      </w:pPr>
-      <w:r>
-        <w:rPr>
-          <w:rFonts w:ascii="宋体" w:hAnsi="宋体" w:eastAsia="宋体"/>
-          <w:b w:val="0"/>
-          <w:sz w:val="24"/>
-        </w:rPr>
-        <w:t>5. 返回主页，点击「启动」运行程序。</w:t>
-      </w:r>
-    </w:p>
-    <w:p>
-      <w:pPr>
-        <w:spacing w:lineRule="auto" w:line="360"/>
-      </w:pPr>
-      <w:r>
-        <w:rPr>
-          <w:rFonts w:ascii="宋体" w:hAnsi="宋体" w:eastAsia="宋体"/>
-          <w:b w:val="0"/>
-          <w:sz w:val="24"/>
-        </w:rPr>
-        <w:t>6. 进入「监控」页查看运行行与执行进度。</w:t>
-      </w:r>
-    </w:p>
-    <w:p>
-      <w:pPr>
-        <w:spacing w:before="160" w:after="80"/>
-      </w:pPr>
-      <w:r>
-        <w:rPr>
-          <w:rFonts w:ascii="黑体" w:hAnsi="黑体" w:eastAsia="黑体"/>
-          <w:b/>
-          <w:sz w:val="28"/>
-        </w:rPr>
-        <w:t>6.3 手动点动机器人</w:t>
-      </w:r>
-    </w:p>
-    <w:p>
-      <w:pPr>
-        <w:spacing w:lineRule="auto" w:line="360"/>
-      </w:pPr>
-      <w:r>
-        <w:rPr>
-          <w:rFonts w:ascii="宋体" w:hAnsi="宋体" w:eastAsia="宋体"/>
-          <w:b w:val="0"/>
-          <w:sz w:val="24"/>
-        </w:rPr>
-        <w:t>1. 确保机器人处于手动/示教模式且安全条件满足。</w:t>
-      </w:r>
-    </w:p>
-    <w:p>
-      <w:pPr>
-        <w:spacing w:lineRule="auto" w:line="360"/>
-      </w:pPr>
-      <w:r>
-        <w:rPr>
-          <w:rFonts w:ascii="宋体" w:hAnsi="宋体" w:eastAsia="宋体"/>
-          <w:b w:val="0"/>
-          <w:sz w:val="24"/>
-        </w:rPr>
-        <w:t>2. 主界面进入「操控」。</w:t>
-      </w:r>
-    </w:p>
-    <w:p>
-      <w:pPr>
-        <w:spacing w:lineRule="auto" w:line="360"/>
-      </w:pPr>
-      <w:r>
-        <w:rPr>
-          <w:rFonts w:ascii="宋体" w:hAnsi="宋体" w:eastAsia="宋体"/>
-          <w:b w:val="0"/>
-          <w:sz w:val="24"/>
-        </w:rPr>
-        <w:t>3. 左侧选择要运动的轴（如 X 轴）。</w:t>
-      </w:r>
-    </w:p>
-    <w:p>
-      <w:pPr>
-        <w:spacing w:lineRule="auto" w:line="360"/>
-      </w:pPr>
-      <w:r>
-        <w:rPr>
-          <w:rFonts w:ascii="宋体" w:hAnsi="宋体" w:eastAsia="宋体"/>
-          <w:b w:val="0"/>
-          <w:sz w:val="24"/>
-        </w:rPr>
-        <w:t>4. 在中央面板按住「+」或「−」进行点动，或使用步进距离。</w:t>
-      </w:r>
-    </w:p>
-    <w:p>
-      <w:pPr>
-        <w:spacing w:lineRule="auto" w:line="360"/>
-      </w:pPr>
-      <w:r>
-        <w:rPr>
-          <w:rFonts w:ascii="宋体" w:hAnsi="宋体" w:eastAsia="宋体"/>
-          <w:b w:val="0"/>
-          <w:sz w:val="24"/>
-        </w:rPr>
-        <w:t>5. 通过底栏 IO 面板确认相关气缸/夹爪信号。</w:t>
-      </w:r>
-    </w:p>
-    <w:p>
-      <w:pPr>
-        <w:spacing w:lineRule="auto" w:line="360"/>
-      </w:pPr>
-      <w:r>
-        <w:rPr>
-          <w:rFonts w:ascii="宋体" w:hAnsi="宋体" w:eastAsia="宋体"/>
-          <w:b w:val="0"/>
-          <w:sz w:val="24"/>
-        </w:rPr>
-        <w:t>6. 调节右侧速度条控制点动速度。</w:t>
-      </w:r>
-    </w:p>
-    <w:p>
-      <w:pPr>
-        <w:spacing w:before="160" w:after="80"/>
-      </w:pPr>
-      <w:r>
-        <w:rPr>
-          <w:rFonts w:ascii="黑体" w:hAnsi="黑体" w:eastAsia="黑体"/>
-          <w:b/>
-          <w:sz w:val="28"/>
-        </w:rPr>
-        <w:t>6.4 调节运行速度</w:t>
-      </w:r>
-    </w:p>
-    <w:p>
-      <w:pPr>
-        <w:spacing w:lineRule="auto" w:line="360"/>
-      </w:pPr>
-      <w:r>
-        <w:rPr>
-          <w:rFonts w:ascii="宋体" w:hAnsi="宋体" w:eastAsia="宋体"/>
-          <w:b w:val="0"/>
-          <w:sz w:val="24"/>
-        </w:rPr>
-        <w:t>1. 在主界面右侧运行侧栏找到速度环控件。</w:t>
-      </w:r>
-    </w:p>
-    <w:p>
-      <w:pPr>
-        <w:spacing w:lineRule="auto" w:line="360"/>
-      </w:pPr>
-      <w:r>
-        <w:rPr>
-          <w:rFonts w:ascii="宋体" w:hAnsi="宋体" w:eastAsia="宋体"/>
-          <w:b w:val="0"/>
-          <w:sz w:val="24"/>
-        </w:rPr>
-        <w:t>2. 点击打开速度调节对话框。</w:t>
-      </w:r>
-    </w:p>
-    <w:p>
-      <w:pPr>
-        <w:spacing w:lineRule="auto" w:line="360"/>
-      </w:pPr>
-      <w:r>
-        <w:rPr>
-          <w:rFonts w:ascii="宋体" w:hAnsi="宋体" w:eastAsia="宋体"/>
-          <w:b w:val="0"/>
-          <w:sz w:val="24"/>
-        </w:rPr>
-        <w:t>3. 拖动滑块或输入百分比（0～100%）。</w:t>
-      </w:r>
-    </w:p>
-    <w:p>
-      <w:pPr>
-        <w:spacing w:lineRule="auto" w:line="360"/>
-      </w:pPr>
-      <w:r>
-        <w:rPr>
-          <w:rFonts w:ascii="宋体" w:hAnsi="宋体" w:eastAsia="宋体"/>
-          <w:b w:val="0"/>
-          <w:sz w:val="24"/>
-        </w:rPr>
-        <w:t>4. 确认后速度下发至控制器。</w:t>
-      </w:r>
-    </w:p>
-    <w:p>
-      <w:pPr>
-        <w:spacing w:before="160" w:after="80"/>
-      </w:pPr>
-      <w:r>
-        <w:rPr>
-          <w:rFonts w:ascii="黑体" w:hAnsi="黑体" w:eastAsia="黑体"/>
-          <w:b/>
-          <w:sz w:val="28"/>
-        </w:rPr>
-        <w:t>6.5 断开连接</w:t>
-      </w:r>
-    </w:p>
-    <w:p>
-      <w:pPr>
-        <w:spacing w:lineRule="auto" w:line="360"/>
-      </w:pPr>
-      <w:r>
-        <w:rPr>
-          <w:rFonts w:ascii="宋体" w:hAnsi="宋体" w:eastAsia="宋体"/>
-          <w:b w:val="0"/>
-          <w:sz w:val="24"/>
-        </w:rPr>
-        <w:t>1. 在主界面选择「断开」或返回连接页。</w:t>
-      </w:r>
-    </w:p>
-    <w:p>
-      <w:pPr>
-        <w:spacing w:lineRule="auto" w:line="360"/>
-      </w:pPr>
-      <w:r>
-        <w:rPr>
-          <w:rFonts w:ascii="宋体" w:hAnsi="宋体" w:eastAsia="宋体"/>
-          <w:b w:val="0"/>
-          <w:sz w:val="24"/>
-        </w:rPr>
-        <w:t>2. 软件停止遥测轮询并清除连接状态。</w:t>
-      </w:r>
-    </w:p>
-    <w:p>
-      <w:pPr>
-        <w:spacing w:lineRule="auto" w:line="360"/>
-      </w:pPr>
-      <w:r>
-        <w:rPr>
-          <w:rFonts w:ascii="宋体" w:hAnsi="宋体" w:eastAsia="宋体"/>
-          <w:b w:val="0"/>
-          <w:sz w:val="24"/>
-        </w:rPr>
-        <w:t>3. 可重新输入 IP 连接其他控制器。</w:t>
-      </w:r>
-    </w:p>
-    <w:p>
-      <w:pPr>
-        <w:spacing w:before="240" w:after="120"/>
-      </w:pPr>
-      <w:r>
-        <w:rPr>
-          <w:rFonts w:ascii="黑体" w:hAnsi="黑体" w:eastAsia="黑体"/>
-          <w:b/>
-          <w:sz w:val="32"/>
-        </w:rPr>
-        <w:t>7. 文件与目录结构</w:t>
-      </w:r>
-    </w:p>
-    <w:p>
-      <w:pPr>
-        <w:spacing w:before="160" w:after="80"/>
-      </w:pPr>
-      <w:r>
-        <w:rPr>
-          <w:rFonts w:ascii="黑体" w:hAnsi="黑体" w:eastAsia="黑体"/>
-          <w:b/>
-          <w:sz w:val="28"/>
-        </w:rPr>
-        <w:t>7.1 安装目录（只读资源）</w:t>
+        <w:t>Windows 安装至 Program Files 时，用户数据位于：</w:t>
       </w:r>
     </w:p>
     <w:p>
@@ -3960,7 +4377,7 @@
           <w:b w:val="0"/>
           <w:sz w:val="18"/>
         </w:rPr>
-        <w:t>{安装根目录}/</w:t>
+        <w:t>%LOCALAPPDATA%\Lingpeng\LPRobot\</w:t>
       </w:r>
     </w:p>
     <w:p>
@@ -3973,7 +4390,7 @@
           <w:b w:val="0"/>
           <w:sz w:val="18"/>
         </w:rPr>
-        <w:t>├── 领鹏智能.exe              # Windows 主程序</w:t>
+        <w:t>├── config/                   # 可写配置（自安装目录复制默认项）</w:t>
       </w:r>
     </w:p>
     <w:p>
@@ -3986,7 +4403,7 @@
           <w:b w:val="0"/>
           <w:sz w:val="18"/>
         </w:rPr>
-        <w:t>├── config/</w:t>
+        <w:t>├── files/</w:t>
       </w:r>
     </w:p>
     <w:p>
@@ -3999,7 +4416,7 @@
           <w:b w:val="0"/>
           <w:sz w:val="18"/>
         </w:rPr>
-        <w:t>│   ├── app_settings.json     # 应用设置（默认 IP 等）</w:t>
+        <w:t>│   ├── xml/                  # 可视化编程 XML 工程库</w:t>
       </w:r>
     </w:p>
     <w:p>
@@ -4012,7 +4429,7 @@
           <w:b w:val="0"/>
           <w:sz w:val="18"/>
         </w:rPr>
-        <w:t>│   ├── imgs/                 # 界面图片（Logo 等）</w:t>
+        <w:t>│   ├── projects/             # 用户工程 {name}/{name}.xml</w:t>
       </w:r>
     </w:p>
     <w:p>
@@ -4025,7 +4442,7 @@
           <w:b w:val="0"/>
           <w:sz w:val="18"/>
         </w:rPr>
-        <w:t>│   └── server/               # 控制器同步程序</w:t>
+        <w:t>│   ├── funlib/               # 函数库 XML</w:t>
       </w:r>
     </w:p>
     <w:p>
@@ -4038,7 +4455,7 @@
           <w:b w:val="0"/>
           <w:sz w:val="18"/>
         </w:rPr>
-        <w:t>│       ├── main.xml</w:t>
+        <w:t>│   ├── downloads/            # 下载目录</w:t>
       </w:r>
     </w:p>
     <w:p>
@@ -4051,7 +4468,7 @@
           <w:b w:val="0"/>
           <w:sz w:val="18"/>
         </w:rPr>
-        <w:t>│       └── main.rp4</w:t>
+        <w:t>│   ├── program/              # 其它程序文件</w:t>
       </w:r>
     </w:p>
     <w:p>
@@ -4064,7 +4481,7 @@
           <w:b w:val="0"/>
           <w:sz w:val="18"/>
         </w:rPr>
-        <w:t>├── dll/</w:t>
+        <w:t>│   └── monitor_plc_watch.json # 寄存器监视配置</w:t>
       </w:r>
     </w:p>
     <w:p>
@@ -4077,150 +4494,7 @@
           <w:b w:val="0"/>
           <w:sz w:val="18"/>
         </w:rPr>
-        <w:t>│   └── visualprogram/        # Blockly 静态资源</w:t>
-      </w:r>
-    </w:p>
-    <w:p>
-      <w:pPr>
-        <w:spacing w:line="280" w:lineRule="exact" w:before="0" w:after="0"/>
-      </w:pPr>
-      <w:r>
-        <w:rPr>
-          <w:rFonts w:ascii="Courier New" w:hAnsi="Courier New" w:eastAsia="Courier New"/>
-          <w:b w:val="0"/>
-          <w:sz w:val="18"/>
-        </w:rPr>
-        <w:t>└── files/                    # 部分安装包可能预置空目录</w:t>
-      </w:r>
-    </w:p>
-    <w:p>
-      <w:pPr>
-        <w:spacing w:before="160" w:after="80"/>
-      </w:pPr>
-      <w:r>
-        <w:rPr>
-          <w:rFonts w:ascii="黑体" w:hAnsi="黑体" w:eastAsia="黑体"/>
-          <w:b/>
-          <w:sz w:val="28"/>
-        </w:rPr>
-        <w:t>7.2 用户数据目录（可写）</w:t>
-      </w:r>
-    </w:p>
-    <w:p>
-      <w:pPr>
-        <w:spacing w:lineRule="auto" w:line="360"/>
-      </w:pPr>
-      <w:r>
-        <w:rPr>
-          <w:rFonts w:ascii="宋体" w:hAnsi="宋体" w:eastAsia="宋体"/>
-          <w:b w:val="0"/>
-          <w:sz w:val="24"/>
-        </w:rPr>
-        <w:t>Windows 安装至 Program Files 时，用户数据位于：</w:t>
-      </w:r>
-    </w:p>
-    <w:p>
-      <w:pPr>
-        <w:spacing w:line="280" w:lineRule="exact" w:before="0" w:after="0"/>
-      </w:pPr>
-      <w:r>
-        <w:rPr>
-          <w:rFonts w:ascii="Courier New" w:hAnsi="Courier New" w:eastAsia="Courier New"/>
-          <w:b w:val="0"/>
-          <w:sz w:val="18"/>
-        </w:rPr>
-        <w:t>%LOCALAPPDATA%\Lingpeng\LPRobot\</w:t>
-      </w:r>
-    </w:p>
-    <w:p>
-      <w:pPr>
-        <w:spacing w:line="280" w:lineRule="exact" w:before="0" w:after="0"/>
-      </w:pPr>
-      <w:r>
-        <w:rPr>
-          <w:rFonts w:ascii="Courier New" w:hAnsi="Courier New" w:eastAsia="Courier New"/>
-          <w:b w:val="0"/>
-          <w:sz w:val="18"/>
-        </w:rPr>
-        <w:t>├── config/                   # 可写配置（自安装目录复制默认项）</w:t>
-      </w:r>
-    </w:p>
-    <w:p>
-      <w:pPr>
-        <w:spacing w:line="280" w:lineRule="exact" w:before="0" w:after="0"/>
-      </w:pPr>
-      <w:r>
-        <w:rPr>
-          <w:rFonts w:ascii="Courier New" w:hAnsi="Courier New" w:eastAsia="Courier New"/>
-          <w:b w:val="0"/>
-          <w:sz w:val="18"/>
-        </w:rPr>
-        <w:t>└── files/</w:t>
-      </w:r>
-    </w:p>
-    <w:p>
-      <w:pPr>
-        <w:spacing w:line="280" w:lineRule="exact" w:before="0" w:after="0"/>
-      </w:pPr>
-      <w:r>
-        <w:rPr>
-          <w:rFonts w:ascii="Courier New" w:hAnsi="Courier New" w:eastAsia="Courier New"/>
-          <w:b w:val="0"/>
-          <w:sz w:val="18"/>
-        </w:rPr>
-        <w:t xml:space="preserve">    ├── xml/                  # Blockly XML 工程库</w:t>
-      </w:r>
-    </w:p>
-    <w:p>
-      <w:pPr>
-        <w:spacing w:line="280" w:lineRule="exact" w:before="0" w:after="0"/>
-      </w:pPr>
-      <w:r>
-        <w:rPr>
-          <w:rFonts w:ascii="Courier New" w:hAnsi="Courier New" w:eastAsia="Courier New"/>
-          <w:b w:val="0"/>
-          <w:sz w:val="18"/>
-        </w:rPr>
-        <w:t xml:space="preserve">    ├── projects/             # 用户工程 {name}/{name}.xml</w:t>
-      </w:r>
-    </w:p>
-    <w:p>
-      <w:pPr>
-        <w:spacing w:line="280" w:lineRule="exact" w:before="0" w:after="0"/>
-      </w:pPr>
-      <w:r>
-        <w:rPr>
-          <w:rFonts w:ascii="Courier New" w:hAnsi="Courier New" w:eastAsia="Courier New"/>
-          <w:b w:val="0"/>
-          <w:sz w:val="18"/>
-        </w:rPr>
-        <w:t xml:space="preserve">    ├── funlib/               # 函数库 XML</w:t>
-      </w:r>
-    </w:p>
-    <w:p>
-      <w:pPr>
-        <w:spacing w:line="280" w:lineRule="exact" w:before="0" w:after="0"/>
-      </w:pPr>
-      <w:r>
-        <w:rPr>
-          <w:rFonts w:ascii="Courier New" w:hAnsi="Courier New" w:eastAsia="Courier New"/>
-          <w:b w:val="0"/>
-          <w:sz w:val="18"/>
-        </w:rPr>
-        <w:t xml:space="preserve">    ├── downloads/            # 下载目录</w:t>
-      </w:r>
-    </w:p>
-    <w:p>
-      <w:pPr>
-        <w:spacing w:line="280" w:lineRule="exact" w:before="0" w:after="0"/>
-      </w:pPr>
-      <w:r>
-        <w:rPr>
-          <w:rFonts w:ascii="Courier New" w:hAnsi="Courier New" w:eastAsia="Courier New"/>
-          <w:b w:val="0"/>
-          <w:sz w:val="18"/>
-        </w:rPr>
-        <w:t xml:space="preserve">    └── program/              # 其它程序文件</w:t>
+        <w:t>└── WebView2/                 # WebView 用户数据（可视化编程页）</w:t>
       </w:r>
     </w:p>
     <w:p>
@@ -4343,7 +4617,7 @@
                 <w:b w:val="0"/>
                 <w:sz w:val="24"/>
               </w:rPr>
-              <w:t>Blockly 工程 XML，下发至控制器</w:t>
+              <w:t>可视化编程工程 XML，下发至控制器</w:t>
             </w:r>
           </w:p>
         </w:tc>
@@ -4411,7 +4685,7 @@
                 <w:b w:val="0"/>
                 <w:sz w:val="24"/>
               </w:rPr>
-              <w:t>PLC 监视列表配置</w:t>
+              <w:t>寄存器监视列表与上限配置</w:t>
             </w:r>
           </w:p>
         </w:tc>
@@ -4556,7 +4830,7 @@
           <w:b w:val="0"/>
           <w:sz w:val="18"/>
         </w:rPr>
-        <w:t>{"command":"connect","data":"LPZN V1.7.9"}</w:t>
+        <w:t>{"command":"connect","data":"LPZN V1.8.7"}</w:t>
       </w:r>
     </w:p>
     <w:p>
@@ -5056,7 +5330,7 @@
           <w:b/>
           <w:sz w:val="28"/>
         </w:rPr>
-        <w:t>9.2 应用初始化失败（白屏）</w:t>
+        <w:t>9.2 应用初始化失败或启动无界面</w:t>
       </w:r>
     </w:p>
     <w:p>
@@ -5078,7 +5352,7 @@
           <w:b w:val="0"/>
           <w:sz w:val="20"/>
         </w:rPr>
-        <w:t>config/</w:t>
+        <w:t>data\</w:t>
       </w:r>
       <w:r>
         <w:rPr>
@@ -5086,7 +5360,7 @@
           <w:b w:val="0"/>
           <w:sz w:val="24"/>
         </w:rPr>
-        <w:t xml:space="preserve"> 与 </w:t>
+        <w:t>、</w:t>
       </w:r>
       <w:r>
         <w:rPr>
@@ -5094,20 +5368,50 @@
           <w:b w:val="0"/>
           <w:sz w:val="20"/>
         </w:rPr>
-        <w:t>dll/visualprogram/</w:t>
-      </w:r>
-    </w:p>
-    <w:p>
-      <w:pPr>
-        <w:pStyle w:val="ListBullet"/>
-        <w:spacing w:lineRule="auto" w:line="360"/>
-      </w:pPr>
+        <w:t>config\</w:t>
+      </w:r>
       <w:r>
         <w:rPr>
           <w:rFonts w:ascii="宋体" w:hAnsi="宋体" w:eastAsia="宋体"/>
           <w:b w:val="0"/>
           <w:sz w:val="24"/>
         </w:rPr>
+        <w:t xml:space="preserve"> 与 </w:t>
+      </w:r>
+      <w:r>
+        <w:rPr>
+          <w:rFonts w:ascii="Courier New" w:hAnsi="Courier New" w:eastAsia="Courier New"/>
+          <w:b w:val="0"/>
+          <w:sz w:val="20"/>
+        </w:rPr>
+        <w:t>dll\visualprogram\</w:t>
+      </w:r>
+    </w:p>
+    <w:p>
+      <w:pPr>
+        <w:pStyle w:val="ListBullet"/>
+        <w:spacing w:lineRule="auto" w:line="360"/>
+      </w:pPr>
+      <w:r>
+        <w:rPr>
+          <w:rFonts w:ascii="宋体" w:hAnsi="宋体" w:eastAsia="宋体"/>
+          <w:b w:val="0"/>
+          <w:sz w:val="24"/>
+        </w:rPr>
+        <w:t>确认可执行文件可写工作目录定位成功</w:t>
+      </w:r>
+    </w:p>
+    <w:p>
+      <w:pPr>
+        <w:pStyle w:val="ListBullet"/>
+        <w:spacing w:lineRule="auto" w:line="360"/>
+      </w:pPr>
+      <w:r>
+        <w:rPr>
+          <w:rFonts w:ascii="宋体" w:hAnsi="宋体" w:eastAsia="宋体"/>
+          <w:b w:val="0"/>
+          <w:sz w:val="24"/>
+        </w:rPr>
         <w:t>Android：检查存储权限，或清除应用数据后重试</w:t>
       </w:r>
     </w:p>
@@ -5121,7 +5425,7 @@
           <w:b/>
           <w:sz w:val="28"/>
         </w:rPr>
-        <w:t>9.3 Blockly 无法加载</w:t>
+        <w:t>9.3 可视化编程页无法加载</w:t>
       </w:r>
     </w:p>
     <w:p>
@@ -5179,7 +5483,7 @@
           <w:b w:val="0"/>
           <w:sz w:val="24"/>
         </w:rPr>
-        <w:t>查看状态日志中的 HTTP 服务启动信息</w:t>
+        <w:t>查看状态提示中的初始化/资源加载信息</w:t>
       </w:r>
     </w:p>
     <w:p>
@@ -5468,7 +5772,7 @@
                 <w:b w:val="0"/>
                 <w:sz w:val="24"/>
               </w:rPr>
-              <w:t>Flutter 版 Blockly/保存/上传对齐 Android</w:t>
+              <w:t>Flutter 版可视化编程保存/上传对齐 Android</w:t>
             </w:r>
           </w:p>
         </w:tc>
@@ -5519,6 +5823,106 @@
                 <w:sz w:val="24"/>
               </w:rPr>
               <w:t>主界面 UI 优化、字体与导航资源更新</w:t>
+            </w:r>
+          </w:p>
+        </w:tc>
+      </w:tr>
+      <w:tr>
+        <w:tc>
+          <w:tcPr>
+            <w:tcW w:type="dxa" w:w="2771"/>
+          </w:tcPr>
+          <w:p>
+            <w:r/>
+            <w:r>
+              <w:rPr>
+                <w:rFonts w:ascii="宋体" w:hAnsi="宋体" w:eastAsia="宋体"/>
+                <w:b w:val="0"/>
+                <w:sz w:val="24"/>
+              </w:rPr>
+              <w:t>V1.8.6</w:t>
+            </w:r>
+          </w:p>
+        </w:tc>
+        <w:tc>
+          <w:tcPr>
+            <w:tcW w:type="dxa" w:w="2771"/>
+          </w:tcPr>
+          <w:p>
+            <w:r/>
+            <w:r>
+              <w:rPr>
+                <w:rFonts w:ascii="宋体" w:hAnsi="宋体" w:eastAsia="宋体"/>
+                <w:b w:val="0"/>
+                <w:sz w:val="24"/>
+              </w:rPr>
+              <w:t>2026-07</w:t>
+            </w:r>
+          </w:p>
+        </w:tc>
+        <w:tc>
+          <w:tcPr>
+            <w:tcW w:type="dxa" w:w="2771"/>
+          </w:tcPr>
+          <w:p>
+            <w:r/>
+            <w:r>
+              <w:rPr>
+                <w:rFonts w:ascii="宋体" w:hAnsi="宋体" w:eastAsia="宋体"/>
+                <w:b w:val="0"/>
+                <w:sz w:val="24"/>
+              </w:rPr>
+              <w:t>Windows 启动与 WebView 初始化加固、寄存器监视增强</w:t>
+            </w:r>
+          </w:p>
+        </w:tc>
+      </w:tr>
+      <w:tr>
+        <w:tc>
+          <w:tcPr>
+            <w:tcW w:type="dxa" w:w="2771"/>
+          </w:tcPr>
+          <w:p>
+            <w:r/>
+            <w:r>
+              <w:rPr>
+                <w:rFonts w:ascii="宋体" w:hAnsi="宋体" w:eastAsia="宋体"/>
+                <w:b w:val="0"/>
+                <w:sz w:val="24"/>
+              </w:rPr>
+              <w:t>V1.8.7</w:t>
+            </w:r>
+          </w:p>
+        </w:tc>
+        <w:tc>
+          <w:tcPr>
+            <w:tcW w:type="dxa" w:w="2771"/>
+          </w:tcPr>
+          <w:p>
+            <w:r/>
+            <w:r>
+              <w:rPr>
+                <w:rFonts w:ascii="宋体" w:hAnsi="宋体" w:eastAsia="宋体"/>
+                <w:b w:val="0"/>
+                <w:sz w:val="24"/>
+              </w:rPr>
+              <w:t>2026-07</w:t>
+            </w:r>
+          </w:p>
+        </w:tc>
+        <w:tc>
+          <w:tcPr>
+            <w:tcW w:type="dxa" w:w="2771"/>
+          </w:tcPr>
+          <w:p>
+            <w:r/>
+            <w:r>
+              <w:rPr>
+                <w:rFonts w:ascii="宋体" w:hAnsi="宋体" w:eastAsia="宋体"/>
+                <w:b w:val="0"/>
+                <w:sz w:val="24"/>
+              </w:rPr>
+              <w:t>寄存器批量添加与可配置上限；著作权登记材料同步更新</w:t>
             </w:r>
           </w:p>
         </w:tc>
@@ -5679,7 +6083,7 @@
                 <w:b w:val="0"/>
                 <w:sz w:val="24"/>
               </w:rPr>
-              <w:t>Google Blockly + WebView</w:t>
+              <w:t>WebView + 本地静态资源与桥接脚本</w:t>
             </w:r>
           </w:p>
         </w:tc>
@@ -5798,7 +6202,20 @@
           <w:b/>
           <w:sz w:val="28"/>
         </w:rPr>
-        <w:t>10.3 源代码结构</w:t>
+        <w:t>10.3 源代码结构（登记范围）</w:t>
+      </w:r>
+    </w:p>
+    <w:p>
+      <w:pPr>
+        <w:spacing w:lineRule="auto" w:line="360"/>
+      </w:pPr>
+      <w:r>
+        <w:rPr>
+          <w:rFonts w:ascii="宋体" w:hAnsi="宋体" w:eastAsia="宋体"/>
+          <w:b w:val="0"/>
+          <w:sz w:val="24"/>
+        </w:rPr>
+        <w:t>本登记材料对应的源程序鉴别范围以业务功能模块为主，结构如下：</w:t>
       </w:r>
     </w:p>
     <w:p>
@@ -5941,7 +6358,7 @@
           <w:b w:val="0"/>
           <w:sz w:val="18"/>
         </w:rPr>
-        <w:t>│   ├── monitor/              # 监控</w:t>
+        <w:t>│   ├── monitor/              # 监控与寄存器监视</w:t>
       </w:r>
     </w:p>
     <w:p>
@@ -6019,7 +6436,46 @@
           <w:b w:val="0"/>
           <w:sz w:val="18"/>
         </w:rPr>
-        <w:t>└── blockly/                  # Blockly WebView 与桥接</w:t>
+        <w:t>└── blockly/                  # 可视化编程 WebView 与桥接</w:t>
+      </w:r>
+    </w:p>
+    <w:p>
+      <w:pPr>
+        <w:spacing w:line="280" w:lineRule="exact" w:before="0" w:after="0"/>
+      </w:pPr>
+      <w:r>
+        <w:rPr>
+          <w:rFonts w:ascii="Courier New" w:hAnsi="Courier New" w:eastAsia="Courier New"/>
+          <w:b w:val="0"/>
+          <w:sz w:val="18"/>
+        </w:rPr>
+        <w:t xml:space="preserve">    ├── blockly_demo_page.dart</w:t>
+      </w:r>
+    </w:p>
+    <w:p>
+      <w:pPr>
+        <w:spacing w:line="280" w:lineRule="exact" w:before="0" w:after="0"/>
+      </w:pPr>
+      <w:r>
+        <w:rPr>
+          <w:rFonts w:ascii="Courier New" w:hAnsi="Courier New" w:eastAsia="Courier New"/>
+          <w:b w:val="0"/>
+          <w:sz w:val="18"/>
+        </w:rPr>
+        <w:t xml:space="preserve">    ├── lp_blockly_*.dart     # 路径、配置、可见性等</w:t>
+      </w:r>
+    </w:p>
+    <w:p>
+      <w:pPr>
+        <w:spacing w:line="280" w:lineRule="exact" w:before="0" w:after="0"/>
+      </w:pPr>
+      <w:r>
+        <w:rPr>
+          <w:rFonts w:ascii="Courier New" w:hAnsi="Courier New" w:eastAsia="Courier New"/>
+          <w:b w:val="0"/>
+          <w:sz w:val="18"/>
+        </w:rPr>
+        <w:t xml:space="preserve">    └── ...                   # 不含智能对话扩展相关源码</w:t>
       </w:r>
     </w:p>
     <w:p>
@@ -6168,7 +6624,7 @@
         <w:b w:val="0"/>
         <w:sz w:val="18"/>
       </w:rPr>
-      <w:t>领鹏智能机器人上位机软件 V1.7.9</w:t>
+      <w:t>领鹏智能机器人上位机软件 V1.8.7</w:t>
     </w:r>
   </w:p>
 </w:hdr>
